--- a/innføring_i_datasikkerhet/EV24.docx
+++ b/innføring_i_datasikkerhet/EV24.docx
@@ -228,8 +228,30 @@
         <w:rPr>
           <w:rFonts w:ascii="Arial" w:eastAsia="Arial" w:hAnsi="Arial" w:cs="Arial"/>
         </w:rPr>
-        <w:t xml:space="preserve">  Tom Heine Nätt og Ole-Edvard Ørebæk</w:t>
-      </w:r>
+        <w:t xml:space="preserve">  Tom Heine </w:t>
+      </w:r>
+      <w:proofErr w:type="spellStart"/>
+      <w:r>
+        <w:rPr>
+          <w:rFonts w:ascii="Arial" w:eastAsia="Arial" w:hAnsi="Arial" w:cs="Arial"/>
+        </w:rPr>
+        <w:t>Nätt</w:t>
+      </w:r>
+      <w:proofErr w:type="spellEnd"/>
+      <w:r>
+        <w:rPr>
+          <w:rFonts w:ascii="Arial" w:eastAsia="Arial" w:hAnsi="Arial" w:cs="Arial"/>
+        </w:rPr>
+        <w:t xml:space="preserve"> og Ole-Edvard </w:t>
+      </w:r>
+      <w:proofErr w:type="spellStart"/>
+      <w:r>
+        <w:rPr>
+          <w:rFonts w:ascii="Arial" w:eastAsia="Arial" w:hAnsi="Arial" w:cs="Arial"/>
+        </w:rPr>
+        <w:t>Ørebæk</w:t>
+      </w:r>
+      <w:proofErr w:type="spellEnd"/>
     </w:p>
     <w:p>
       <w:pPr>
@@ -857,7 +879,21 @@
           <w:rFonts w:ascii="Arial" w:eastAsia="Arial" w:hAnsi="Arial" w:cs="Arial"/>
         </w:rPr>
         <w:lastRenderedPageBreak/>
-        <w:t xml:space="preserve">Karakterene blir tilgjengelige for studenter på Studentweb. </w:t>
+        <w:t xml:space="preserve">Karakterene blir tilgjengelige for studenter på </w:t>
+      </w:r>
+      <w:proofErr w:type="spellStart"/>
+      <w:r>
+        <w:rPr>
+          <w:rFonts w:ascii="Arial" w:eastAsia="Arial" w:hAnsi="Arial" w:cs="Arial"/>
+        </w:rPr>
+        <w:t>Studentweb</w:t>
+      </w:r>
+      <w:proofErr w:type="spellEnd"/>
+      <w:r>
+        <w:rPr>
+          <w:rFonts w:ascii="Arial" w:eastAsia="Arial" w:hAnsi="Arial" w:cs="Arial"/>
+        </w:rPr>
+        <w:t xml:space="preserve">. </w:t>
       </w:r>
     </w:p>
     <w:p>
@@ -888,7 +924,21 @@
         <w:rPr>
           <w:rFonts w:ascii="Arial" w:eastAsia="Arial" w:hAnsi="Arial" w:cs="Arial"/>
         </w:rPr>
-        <w:t xml:space="preserve">Forklar hva som menes med følgende sammenheng, og hvordan denne påvirker bedrifterssikkerhetsarbeid. (Konsekvens er også omtalt som tap i forelesningene):  </w:t>
+        <w:t xml:space="preserve">Forklar hva som menes med følgende sammenheng, og hvordan denne påvirker </w:t>
+      </w:r>
+      <w:proofErr w:type="spellStart"/>
+      <w:r>
+        <w:rPr>
+          <w:rFonts w:ascii="Arial" w:eastAsia="Arial" w:hAnsi="Arial" w:cs="Arial"/>
+        </w:rPr>
+        <w:t>bedrifterssikkerhetsarbeid</w:t>
+      </w:r>
+      <w:proofErr w:type="spellEnd"/>
+      <w:r>
+        <w:rPr>
+          <w:rFonts w:ascii="Arial" w:eastAsia="Arial" w:hAnsi="Arial" w:cs="Arial"/>
+        </w:rPr>
+        <w:t xml:space="preserve">. (Konsekvens er også omtalt som tap i forelesningene):  </w:t>
       </w:r>
     </w:p>
     <w:p>
@@ -1023,6 +1073,7 @@
         </w:rPr>
         <w:t xml:space="preserve">Forklar forskjellen på begrepene </w:t>
       </w:r>
+      <w:proofErr w:type="spellStart"/>
       <w:r>
         <w:rPr>
           <w:rFonts w:ascii="Arial" w:eastAsia="Arial" w:hAnsi="Arial" w:cs="Arial"/>
@@ -1030,12 +1081,14 @@
         </w:rPr>
         <w:t>safety</w:t>
       </w:r>
+      <w:proofErr w:type="spellEnd"/>
       <w:r>
         <w:rPr>
           <w:rFonts w:ascii="Arial" w:eastAsia="Arial" w:hAnsi="Arial" w:cs="Arial"/>
         </w:rPr>
         <w:t xml:space="preserve"> og </w:t>
       </w:r>
+      <w:proofErr w:type="spellStart"/>
       <w:r>
         <w:rPr>
           <w:rFonts w:ascii="Arial" w:eastAsia="Arial" w:hAnsi="Arial" w:cs="Arial"/>
@@ -1043,6 +1096,7 @@
         </w:rPr>
         <w:t>security</w:t>
       </w:r>
+      <w:proofErr w:type="spellEnd"/>
       <w:r>
         <w:rPr>
           <w:rFonts w:ascii="Arial" w:eastAsia="Arial" w:hAnsi="Arial" w:cs="Arial"/>
@@ -1286,7 +1340,21 @@
         <w:rPr>
           <w:rFonts w:ascii="Arial" w:eastAsia="Arial" w:hAnsi="Arial" w:cs="Arial"/>
         </w:rPr>
-        <w:t>Hvilke hovedmetoder finnes for deteksjon av skadevare? Forklar hver av de.</w:t>
+        <w:t xml:space="preserve">Hvilke </w:t>
+      </w:r>
+      <w:proofErr w:type="spellStart"/>
+      <w:r>
+        <w:rPr>
+          <w:rFonts w:ascii="Arial" w:eastAsia="Arial" w:hAnsi="Arial" w:cs="Arial"/>
+        </w:rPr>
+        <w:t>hovedmetoder</w:t>
+      </w:r>
+      <w:proofErr w:type="spellEnd"/>
+      <w:r>
+        <w:rPr>
+          <w:rFonts w:ascii="Arial" w:eastAsia="Arial" w:hAnsi="Arial" w:cs="Arial"/>
+        </w:rPr>
+        <w:t xml:space="preserve"> finnes for deteksjon av skadevare? Forklar hver av de.</w:t>
       </w:r>
     </w:p>
     <w:p>
@@ -1357,7 +1425,15 @@
         <w:t>er</w:t>
       </w:r>
       <w:r>
-        <w:t xml:space="preserve"> selv-replikerende og selv-spredende. De infiserer nettverk istedenfor maskiner.</w:t>
+        <w:t xml:space="preserve"> selv-</w:t>
+      </w:r>
+      <w:proofErr w:type="spellStart"/>
+      <w:r>
+        <w:t>replikerende</w:t>
+      </w:r>
+      <w:proofErr w:type="spellEnd"/>
+      <w:r>
+        <w:t xml:space="preserve"> og selv-spredende. De infiserer nettverk istedenfor maskiner.</w:t>
       </w:r>
     </w:p>
     <w:p>
@@ -1381,8 +1457,14 @@
           <w:numId w:val="11"/>
         </w:numPr>
         <w:spacing w:after="102"/>
-      </w:pPr>
-      <w:r>
+        <w:rPr>
+          <w:u w:val="single"/>
+        </w:rPr>
+      </w:pPr>
+      <w:r>
+        <w:rPr>
+          <w:u w:val="single"/>
+        </w:rPr>
         <w:t>Signaturbasert:</w:t>
       </w:r>
     </w:p>
@@ -1422,15 +1504,37 @@
         <w:t xml:space="preserve"> mot</w:t>
       </w:r>
       <w:r>
-        <w:t xml:space="preserve"> meta-/polymorfistisk skadevare</w:t>
+        <w:t xml:space="preserve"> </w:t>
+      </w:r>
+      <w:proofErr w:type="spellStart"/>
+      <w:r>
+        <w:t>meta</w:t>
+      </w:r>
+      <w:proofErr w:type="spellEnd"/>
+      <w:r>
+        <w:t>-/</w:t>
+      </w:r>
+      <w:proofErr w:type="spellStart"/>
+      <w:r>
+        <w:t>polymorfistisk</w:t>
+      </w:r>
+      <w:proofErr w:type="spellEnd"/>
+      <w:r>
+        <w:t xml:space="preserve"> skadevare</w:t>
       </w:r>
     </w:p>
     <w:p>
       <w:pPr>
         <w:spacing w:after="102"/>
         <w:ind w:left="700"/>
-      </w:pPr>
-      <w:r>
+        <w:rPr>
+          <w:u w:val="single"/>
+        </w:rPr>
+      </w:pPr>
+      <w:r>
+        <w:rPr>
+          <w:u w:val="single"/>
+        </w:rPr>
         <w:t>Heuristikk:</w:t>
       </w:r>
     </w:p>
@@ -1465,8 +1569,14 @@
       <w:pPr>
         <w:spacing w:after="102"/>
         <w:ind w:left="700"/>
-      </w:pPr>
-      <w:r>
+        <w:rPr>
+          <w:u w:val="single"/>
+        </w:rPr>
+      </w:pPr>
+      <w:r>
+        <w:rPr>
+          <w:u w:val="single"/>
+        </w:rPr>
         <w:t>Anomalibasert:</w:t>
       </w:r>
     </w:p>
@@ -1514,8 +1624,14 @@
       <w:pPr>
         <w:spacing w:after="102"/>
         <w:ind w:left="700"/>
-      </w:pPr>
-      <w:r>
+        <w:rPr>
+          <w:u w:val="single"/>
+        </w:rPr>
+      </w:pPr>
+      <w:r>
+        <w:rPr>
+          <w:u w:val="single"/>
+        </w:rPr>
         <w:t>Snubletråder:</w:t>
       </w:r>
     </w:p>
@@ -1549,7 +1665,15 @@
         <w:ind w:left="700"/>
       </w:pPr>
       <w:r>
-        <w:t xml:space="preserve">Fordeler: effektiv, oppdager det usynlige som rootkits, pålitelig for om integritet er brutt, forteller man har skadevare. </w:t>
+        <w:t xml:space="preserve">Fordeler: effektiv, oppdager det usynlige som </w:t>
+      </w:r>
+      <w:proofErr w:type="spellStart"/>
+      <w:r>
+        <w:t>rootkits</w:t>
+      </w:r>
+      <w:proofErr w:type="spellEnd"/>
+      <w:r>
+        <w:t xml:space="preserve">, pålitelig for om integritet er brutt, forteller man har skadevare. </w:t>
       </w:r>
     </w:p>
     <w:p>
@@ -1719,25 +1843,68 @@
         </w:rPr>
         <w:t xml:space="preserve">Forklar forskjellen på krypteringsmetodene </w:t>
       </w:r>
+      <w:proofErr w:type="spellStart"/>
       <w:r>
         <w:rPr>
           <w:rFonts w:ascii="Arial" w:eastAsia="Arial" w:hAnsi="Arial" w:cs="Arial"/>
           <w:i/>
         </w:rPr>
-        <w:t>shared key</w:t>
-      </w:r>
+        <w:t>shared</w:t>
+      </w:r>
+      <w:proofErr w:type="spellEnd"/>
+      <w:r>
+        <w:rPr>
+          <w:rFonts w:ascii="Arial" w:eastAsia="Arial" w:hAnsi="Arial" w:cs="Arial"/>
+          <w:i/>
+        </w:rPr>
+        <w:t xml:space="preserve"> </w:t>
+      </w:r>
+      <w:proofErr w:type="spellStart"/>
+      <w:r>
+        <w:rPr>
+          <w:rFonts w:ascii="Arial" w:eastAsia="Arial" w:hAnsi="Arial" w:cs="Arial"/>
+          <w:i/>
+        </w:rPr>
+        <w:t>key</w:t>
+      </w:r>
+      <w:proofErr w:type="spellEnd"/>
       <w:r>
         <w:rPr>
           <w:rFonts w:ascii="Arial" w:eastAsia="Arial" w:hAnsi="Arial" w:cs="Arial"/>
         </w:rPr>
         <w:t xml:space="preserve"> (også kalt symmetrisk) og </w:t>
       </w:r>
+      <w:proofErr w:type="spellStart"/>
       <w:r>
         <w:rPr>
           <w:rFonts w:ascii="Arial" w:eastAsia="Arial" w:hAnsi="Arial" w:cs="Arial"/>
           <w:i/>
         </w:rPr>
-        <w:t xml:space="preserve">public/private key </w:t>
+        <w:t>public</w:t>
+      </w:r>
+      <w:proofErr w:type="spellEnd"/>
+      <w:r>
+        <w:rPr>
+          <w:rFonts w:ascii="Arial" w:eastAsia="Arial" w:hAnsi="Arial" w:cs="Arial"/>
+          <w:i/>
+        </w:rPr>
+        <w:t xml:space="preserve">/private </w:t>
+      </w:r>
+      <w:proofErr w:type="spellStart"/>
+      <w:r>
+        <w:rPr>
+          <w:rFonts w:ascii="Arial" w:eastAsia="Arial" w:hAnsi="Arial" w:cs="Arial"/>
+          <w:i/>
+        </w:rPr>
+        <w:t>key</w:t>
+      </w:r>
+      <w:proofErr w:type="spellEnd"/>
+      <w:r>
+        <w:rPr>
+          <w:rFonts w:ascii="Arial" w:eastAsia="Arial" w:hAnsi="Arial" w:cs="Arial"/>
+          <w:i/>
+        </w:rPr>
+        <w:t xml:space="preserve"> </w:t>
       </w:r>
       <w:r>
         <w:rPr>
@@ -1759,7 +1926,119 @@
         <w:rPr>
           <w:rFonts w:ascii="Arial" w:eastAsia="Arial" w:hAnsi="Arial" w:cs="Arial"/>
         </w:rPr>
-        <w:t>Hvilke fordeler og ulemper har hver av disse metodene. Besvar oppgaven som firekulepunktlister (dvs. fordeler shared key, ulemper shared key, fordeler public/private key, ulemper public/private key)</w:t>
+        <w:t xml:space="preserve">Hvilke fordeler og ulemper har hver av disse metodene. Besvar oppgaven som firekulepunktlister (dvs. fordeler </w:t>
+      </w:r>
+      <w:proofErr w:type="spellStart"/>
+      <w:r>
+        <w:rPr>
+          <w:rFonts w:ascii="Arial" w:eastAsia="Arial" w:hAnsi="Arial" w:cs="Arial"/>
+        </w:rPr>
+        <w:t>shared</w:t>
+      </w:r>
+      <w:proofErr w:type="spellEnd"/>
+      <w:r>
+        <w:rPr>
+          <w:rFonts w:ascii="Arial" w:eastAsia="Arial" w:hAnsi="Arial" w:cs="Arial"/>
+        </w:rPr>
+        <w:t xml:space="preserve"> </w:t>
+      </w:r>
+      <w:proofErr w:type="spellStart"/>
+      <w:r>
+        <w:rPr>
+          <w:rFonts w:ascii="Arial" w:eastAsia="Arial" w:hAnsi="Arial" w:cs="Arial"/>
+        </w:rPr>
+        <w:t>key</w:t>
+      </w:r>
+      <w:proofErr w:type="spellEnd"/>
+      <w:r>
+        <w:rPr>
+          <w:rFonts w:ascii="Arial" w:eastAsia="Arial" w:hAnsi="Arial" w:cs="Arial"/>
+        </w:rPr>
+        <w:t xml:space="preserve">, ulemper </w:t>
+      </w:r>
+      <w:proofErr w:type="spellStart"/>
+      <w:r>
+        <w:rPr>
+          <w:rFonts w:ascii="Arial" w:eastAsia="Arial" w:hAnsi="Arial" w:cs="Arial"/>
+        </w:rPr>
+        <w:t>shared</w:t>
+      </w:r>
+      <w:proofErr w:type="spellEnd"/>
+      <w:r>
+        <w:rPr>
+          <w:rFonts w:ascii="Arial" w:eastAsia="Arial" w:hAnsi="Arial" w:cs="Arial"/>
+        </w:rPr>
+        <w:t xml:space="preserve"> </w:t>
+      </w:r>
+      <w:proofErr w:type="spellStart"/>
+      <w:r>
+        <w:rPr>
+          <w:rFonts w:ascii="Arial" w:eastAsia="Arial" w:hAnsi="Arial" w:cs="Arial"/>
+        </w:rPr>
+        <w:t>key</w:t>
+      </w:r>
+      <w:proofErr w:type="spellEnd"/>
+      <w:r>
+        <w:rPr>
+          <w:rFonts w:ascii="Arial" w:eastAsia="Arial" w:hAnsi="Arial" w:cs="Arial"/>
+        </w:rPr>
+        <w:t xml:space="preserve">, fordeler </w:t>
+      </w:r>
+      <w:proofErr w:type="spellStart"/>
+      <w:r>
+        <w:rPr>
+          <w:rFonts w:ascii="Arial" w:eastAsia="Arial" w:hAnsi="Arial" w:cs="Arial"/>
+        </w:rPr>
+        <w:t>public</w:t>
+      </w:r>
+      <w:proofErr w:type="spellEnd"/>
+      <w:r>
+        <w:rPr>
+          <w:rFonts w:ascii="Arial" w:eastAsia="Arial" w:hAnsi="Arial" w:cs="Arial"/>
+        </w:rPr>
+        <w:t xml:space="preserve">/private </w:t>
+      </w:r>
+      <w:proofErr w:type="spellStart"/>
+      <w:r>
+        <w:rPr>
+          <w:rFonts w:ascii="Arial" w:eastAsia="Arial" w:hAnsi="Arial" w:cs="Arial"/>
+        </w:rPr>
+        <w:t>key</w:t>
+      </w:r>
+      <w:proofErr w:type="spellEnd"/>
+      <w:r>
+        <w:rPr>
+          <w:rFonts w:ascii="Arial" w:eastAsia="Arial" w:hAnsi="Arial" w:cs="Arial"/>
+        </w:rPr>
+        <w:t xml:space="preserve">, ulemper </w:t>
+      </w:r>
+      <w:proofErr w:type="spellStart"/>
+      <w:r>
+        <w:rPr>
+          <w:rFonts w:ascii="Arial" w:eastAsia="Arial" w:hAnsi="Arial" w:cs="Arial"/>
+        </w:rPr>
+        <w:t>public</w:t>
+      </w:r>
+      <w:proofErr w:type="spellEnd"/>
+      <w:r>
+        <w:rPr>
+          <w:rFonts w:ascii="Arial" w:eastAsia="Arial" w:hAnsi="Arial" w:cs="Arial"/>
+        </w:rPr>
+        <w:t xml:space="preserve">/private </w:t>
+      </w:r>
+      <w:proofErr w:type="spellStart"/>
+      <w:r>
+        <w:rPr>
+          <w:rFonts w:ascii="Arial" w:eastAsia="Arial" w:hAnsi="Arial" w:cs="Arial"/>
+        </w:rPr>
+        <w:t>key</w:t>
+      </w:r>
+      <w:proofErr w:type="spellEnd"/>
+      <w:r>
+        <w:rPr>
+          <w:rFonts w:ascii="Arial" w:eastAsia="Arial" w:hAnsi="Arial" w:cs="Arial"/>
+        </w:rPr>
+        <w:t>)</w:t>
       </w:r>
     </w:p>
     <w:p>
@@ -1823,14 +2102,35 @@
         </w:numPr>
         <w:spacing w:after="102"/>
       </w:pPr>
-      <w:r>
-        <w:t xml:space="preserve">Shared key/symmetrisk: en </w:t>
+      <w:proofErr w:type="spellStart"/>
+      <w:r>
+        <w:t>Shared</w:t>
+      </w:r>
+      <w:proofErr w:type="spellEnd"/>
+      <w:r>
+        <w:t xml:space="preserve"> </w:t>
+      </w:r>
+      <w:proofErr w:type="spellStart"/>
+      <w:r>
+        <w:t>key</w:t>
+      </w:r>
+      <w:proofErr w:type="spellEnd"/>
+      <w:r>
+        <w:t xml:space="preserve">/symmetrisk: en </w:t>
       </w:r>
       <w:r>
         <w:t xml:space="preserve">felles </w:t>
       </w:r>
       <w:r>
-        <w:t>nøkkel som kan kryptere og dekryptere informasjon.</w:t>
+        <w:t xml:space="preserve">nøkkel som kan kryptere og </w:t>
+      </w:r>
+      <w:proofErr w:type="spellStart"/>
+      <w:r>
+        <w:t>dekryptere</w:t>
+      </w:r>
+      <w:proofErr w:type="spellEnd"/>
+      <w:r>
+        <w:t xml:space="preserve"> informasjon.</w:t>
       </w:r>
     </w:p>
     <w:p>
@@ -1840,16 +2140,23 @@
         <w:ind w:left="700"/>
       </w:pPr>
       <w:r>
-        <w:t xml:space="preserve">Public/private key / asymmetrisk: en </w:t>
-      </w:r>
-      <w:r>
-        <w:t xml:space="preserve">privat </w:t>
-      </w:r>
-      <w:r>
-        <w:t>nøk</w:t>
-      </w:r>
-      <w:r>
-        <w:t xml:space="preserve">kel som hemmeligjøres og en offentlig nøkkel som deles med alle. </w:t>
+        <w:t xml:space="preserve">Public/private </w:t>
+      </w:r>
+      <w:proofErr w:type="spellStart"/>
+      <w:r>
+        <w:t>key</w:t>
+      </w:r>
+      <w:proofErr w:type="spellEnd"/>
+      <w:r>
+        <w:t xml:space="preserve"> / asymmetrisk: en privat nøkkel som </w:t>
+      </w:r>
+      <w:proofErr w:type="spellStart"/>
+      <w:r>
+        <w:t>hemmeligjøres</w:t>
+      </w:r>
+      <w:proofErr w:type="spellEnd"/>
+      <w:r>
+        <w:t xml:space="preserve"> og en offentlig nøkkel som deles med alle. </w:t>
       </w:r>
     </w:p>
     <w:p>
@@ -2178,7 +2485,15 @@
         <w:t xml:space="preserve">tallene, som alle vet. Deretter bruker senderen den offentlige nøkkelen til å kryptere fellesnøkkelen. Så vil </w:t>
       </w:r>
       <w:r>
-        <w:t xml:space="preserve">senderen sende den krypterte fellesnøkkelen og mottakeren bruker sin private nøkkel for å dekryptere fellesnøkkelen. Til slutt vil partene bruke fellesnøkkelen for å kommunisere videre. </w:t>
+        <w:t xml:space="preserve">senderen sende den krypterte fellesnøkkelen og mottakeren bruker sin private nøkkel for å </w:t>
+      </w:r>
+      <w:proofErr w:type="spellStart"/>
+      <w:r>
+        <w:t>dekryptere</w:t>
+      </w:r>
+      <w:proofErr w:type="spellEnd"/>
+      <w:r>
+        <w:t xml:space="preserve"> fellesnøkkelen. Til slutt vil partene bruke fellesnøkkelen for å kommunisere videre. </w:t>
       </w:r>
     </w:p>
     <w:p>
@@ -2441,8 +2756,13 @@
         </w:numPr>
         <w:spacing w:after="0"/>
       </w:pPr>
-      <w:r>
-        <w:t>Phishing (identitetstyveri)</w:t>
+      <w:proofErr w:type="spellStart"/>
+      <w:r>
+        <w:t>Phishing</w:t>
+      </w:r>
+      <w:proofErr w:type="spellEnd"/>
+      <w:r>
+        <w:t xml:space="preserve"> (identitetstyveri)</w:t>
       </w:r>
     </w:p>
     <w:p>
@@ -2454,8 +2774,13 @@
         </w:numPr>
         <w:spacing w:after="0"/>
       </w:pPr>
-      <w:r>
-        <w:t>Dns-manipulasjon</w:t>
+      <w:proofErr w:type="spellStart"/>
+      <w:r>
+        <w:t>Dns</w:t>
+      </w:r>
+      <w:proofErr w:type="spellEnd"/>
+      <w:r>
+        <w:t>-manipulasjon</w:t>
       </w:r>
     </w:p>
     <w:p>
@@ -2561,7 +2886,13 @@
         <w:spacing w:after="10"/>
       </w:pPr>
       <w:r>
-        <w:t>Minket hastighet, falsk trygghet (beskytter ikke mot nedlastning av skadevare, klikking av lenker, innlogging i tjenester), flytte tillit (håpe på at de ikke logger trafikken din, gi din data til myndigheter, osv.), «gratis» (du er produktet. kan selge din data), blokkert fra tjenester (banker, strømmetjenester, osv. minste tilgang til konto, osv.)</w:t>
+        <w:t>Minket hastighet, falsk trygghet (beskytter ikke mot nedlastning av skadevare, klikking av lenker, innlogging i tjenester), flytte tillit (håpe på at de ikke logger trafikken din, gi din data til myndigheter, osv.), «gratis» (du er produktet. kan selge din data), blokkert fra tjenester (banker, strømmetjenester, osv.</w:t>
+      </w:r>
+      <w:r>
+        <w:t>,</w:t>
+      </w:r>
+      <w:r>
+        <w:t xml:space="preserve"> minste tilgang til konto, osv.)</w:t>
       </w:r>
     </w:p>
     <w:p>
@@ -2716,7 +3047,39 @@
           <w:rFonts w:ascii="Arial" w:eastAsia="Arial" w:hAnsi="Arial" w:cs="Arial"/>
           <w:i/>
         </w:rPr>
-        <w:t xml:space="preserve">sesjonskapring (session hijacking) </w:t>
+        <w:t>sesjonskapring (</w:t>
+      </w:r>
+      <w:proofErr w:type="spellStart"/>
+      <w:r>
+        <w:rPr>
+          <w:rFonts w:ascii="Arial" w:eastAsia="Arial" w:hAnsi="Arial" w:cs="Arial"/>
+          <w:i/>
+        </w:rPr>
+        <w:t>session</w:t>
+      </w:r>
+      <w:proofErr w:type="spellEnd"/>
+      <w:r>
+        <w:rPr>
+          <w:rFonts w:ascii="Arial" w:eastAsia="Arial" w:hAnsi="Arial" w:cs="Arial"/>
+          <w:i/>
+        </w:rPr>
+        <w:t xml:space="preserve"> </w:t>
+      </w:r>
+      <w:proofErr w:type="spellStart"/>
+      <w:r>
+        <w:rPr>
+          <w:rFonts w:ascii="Arial" w:eastAsia="Arial" w:hAnsi="Arial" w:cs="Arial"/>
+          <w:i/>
+        </w:rPr>
+        <w:t>hijacking</w:t>
+      </w:r>
+      <w:proofErr w:type="spellEnd"/>
+      <w:r>
+        <w:rPr>
+          <w:rFonts w:ascii="Arial" w:eastAsia="Arial" w:hAnsi="Arial" w:cs="Arial"/>
+          <w:i/>
+        </w:rPr>
+        <w:t xml:space="preserve">) </w:t>
       </w:r>
       <w:r>
         <w:rPr>
@@ -2754,7 +3117,19 @@
         <w:rPr>
           <w:rFonts w:ascii="Arial" w:eastAsia="Arial" w:hAnsi="Arial" w:cs="Arial"/>
         </w:rPr>
-        <w:t>Hvilke tiltak kan en bruker gjøre for å redusere risikoen for, og konsekvensene av, ensesjonskapring.</w:t>
+        <w:t>Hvilke tiltak kan en bruker gjøre for å redusere risikoen for, og konsekvensene av, en</w:t>
+      </w:r>
+      <w:r>
+        <w:rPr>
+          <w:rFonts w:ascii="Arial" w:eastAsia="Arial" w:hAnsi="Arial" w:cs="Arial"/>
+        </w:rPr>
+        <w:t xml:space="preserve"> </w:t>
+      </w:r>
+      <w:r>
+        <w:rPr>
+          <w:rFonts w:ascii="Arial" w:eastAsia="Arial" w:hAnsi="Arial" w:cs="Arial"/>
+        </w:rPr>
+        <w:t>sesjonskapring.</w:t>
       </w:r>
     </w:p>
     <w:p>
@@ -2783,49 +3158,207 @@
         <w:rPr>
           <w:rFonts w:ascii="Arial" w:eastAsia="Arial" w:hAnsi="Arial" w:cs="Arial"/>
         </w:rPr>
-        <w:t>(Cross Site Request Forgery / webtrojaner) er.</w:t>
-      </w:r>
-    </w:p>
-    <w:p>
-      <w:pPr>
-        <w:spacing w:after="0"/>
-        <w:ind w:left="340"/>
-      </w:pPr>
+        <w:t xml:space="preserve">(Cross Site </w:t>
+      </w:r>
+      <w:proofErr w:type="spellStart"/>
+      <w:r>
+        <w:rPr>
+          <w:rFonts w:ascii="Arial" w:eastAsia="Arial" w:hAnsi="Arial" w:cs="Arial"/>
+        </w:rPr>
+        <w:t>Request</w:t>
+      </w:r>
+      <w:proofErr w:type="spellEnd"/>
       <w:r>
         <w:rPr>
           <w:rFonts w:ascii="Arial" w:eastAsia="Arial" w:hAnsi="Arial" w:cs="Arial"/>
         </w:rPr>
         <w:t xml:space="preserve"> </w:t>
       </w:r>
+      <w:proofErr w:type="spellStart"/>
+      <w:r>
+        <w:rPr>
+          <w:rFonts w:ascii="Arial" w:eastAsia="Arial" w:hAnsi="Arial" w:cs="Arial"/>
+        </w:rPr>
+        <w:t>Forgery</w:t>
+      </w:r>
+      <w:proofErr w:type="spellEnd"/>
+      <w:r>
+        <w:rPr>
+          <w:rFonts w:ascii="Arial" w:eastAsia="Arial" w:hAnsi="Arial" w:cs="Arial"/>
+        </w:rPr>
+        <w:t xml:space="preserve"> / </w:t>
+      </w:r>
+      <w:proofErr w:type="spellStart"/>
+      <w:r>
+        <w:rPr>
+          <w:rFonts w:ascii="Arial" w:eastAsia="Arial" w:hAnsi="Arial" w:cs="Arial"/>
+        </w:rPr>
+        <w:t>webtrojaner</w:t>
+      </w:r>
+      <w:proofErr w:type="spellEnd"/>
+      <w:r>
+        <w:rPr>
+          <w:rFonts w:ascii="Arial" w:eastAsia="Arial" w:hAnsi="Arial" w:cs="Arial"/>
+        </w:rPr>
+        <w:t>) er.</w:t>
+      </w:r>
     </w:p>
     <w:p>
       <w:pPr>
         <w:spacing w:after="102"/>
-        <w:ind w:left="340"/>
-      </w:pPr>
-    </w:p>
-    <w:p>
-      <w:pPr>
+      </w:pPr>
+    </w:p>
+    <w:p>
+      <w:pPr>
+        <w:pStyle w:val="ListParagraph"/>
+        <w:numPr>
+          <w:ilvl w:val="0"/>
+          <w:numId w:val="14"/>
+        </w:numPr>
         <w:spacing w:after="10"/>
-        <w:ind w:left="340"/>
-      </w:pPr>
-      <w:r>
-        <w:rPr>
-          <w:rFonts w:ascii="Arial" w:eastAsia="Arial" w:hAnsi="Arial" w:cs="Arial"/>
-        </w:rPr>
-        <w:t xml:space="preserve"> </w:t>
-      </w:r>
-    </w:p>
-    <w:p>
-      <w:pPr>
+      </w:pPr>
+      <w:r>
+        <w:t>Sesjonskapring er når en angriper oppnår uautorisert tilgang til dine sesjoner/økter, f.eks. sesjon-id for lagret innlogging, og dermed har offerets lagret informasjon og aktivitet.</w:t>
+      </w:r>
+    </w:p>
+    <w:p>
+      <w:pPr>
+        <w:pStyle w:val="ListParagraph"/>
+        <w:numPr>
+          <w:ilvl w:val="0"/>
+          <w:numId w:val="14"/>
+        </w:numPr>
+        <w:spacing w:after="10"/>
+      </w:pPr>
+      <w:r>
+        <w:lastRenderedPageBreak/>
+        <w:t>Man-in-</w:t>
+      </w:r>
+      <w:proofErr w:type="spellStart"/>
+      <w:r>
+        <w:t>the</w:t>
+      </w:r>
+      <w:proofErr w:type="spellEnd"/>
+      <w:r>
+        <w:t>-</w:t>
+      </w:r>
+      <w:proofErr w:type="spellStart"/>
+      <w:r>
+        <w:t>middle</w:t>
+      </w:r>
+      <w:proofErr w:type="spellEnd"/>
+      <w:r>
+        <w:t>-angrep (</w:t>
+      </w:r>
+      <w:r>
+        <w:t xml:space="preserve">motta og videresende </w:t>
+      </w:r>
+      <w:proofErr w:type="spellStart"/>
+      <w:r>
+        <w:t>cookies</w:t>
+      </w:r>
+      <w:proofErr w:type="spellEnd"/>
+      <w:r>
+        <w:t xml:space="preserve"> og informasjon mellom brukeren og tjenesten</w:t>
+      </w:r>
+      <w:r>
+        <w:t xml:space="preserve">), CSS/XSS (klikke </w:t>
+      </w:r>
+      <w:r>
+        <w:t xml:space="preserve">på en lenke som sender </w:t>
+      </w:r>
+      <w:proofErr w:type="spellStart"/>
+      <w:r>
+        <w:t>cookies</w:t>
+      </w:r>
+      <w:proofErr w:type="spellEnd"/>
+      <w:r>
+        <w:t xml:space="preserve"> og veldig fort laste inn brukerens ønsket nettside</w:t>
+      </w:r>
+      <w:r>
+        <w:t xml:space="preserve">), </w:t>
+      </w:r>
+      <w:r>
+        <w:t>pakkesniffing (</w:t>
+      </w:r>
+      <w:r>
+        <w:t>avlytte trafikken mellom bruker og tjenesten og kopiere økt-id-ene</w:t>
+      </w:r>
+      <w:r>
+        <w:t xml:space="preserve">), </w:t>
+      </w:r>
+      <w:proofErr w:type="spellStart"/>
+      <w:r>
+        <w:t>X</w:t>
+      </w:r>
+      <w:proofErr w:type="spellEnd"/>
+      <w:r>
+        <w:t>-/CSRF,</w:t>
+      </w:r>
+    </w:p>
+    <w:p>
+      <w:pPr>
+        <w:pStyle w:val="ListParagraph"/>
+        <w:numPr>
+          <w:ilvl w:val="0"/>
+          <w:numId w:val="14"/>
+        </w:numPr>
+        <w:spacing w:after="10"/>
+      </w:pPr>
+      <w:r>
+        <w:t xml:space="preserve">Logge av ved ferdig økt, bruke 2-/MFA, ikke dele </w:t>
+      </w:r>
+      <w:proofErr w:type="spellStart"/>
+      <w:r>
+        <w:t>cookies</w:t>
+      </w:r>
+      <w:proofErr w:type="spellEnd"/>
+      <w:r>
+        <w:t xml:space="preserve">, </w:t>
+      </w:r>
+      <w:r>
+        <w:t xml:space="preserve">unngå åpne </w:t>
+      </w:r>
+      <w:proofErr w:type="spellStart"/>
+      <w:r>
+        <w:t>wifi</w:t>
+      </w:r>
+      <w:proofErr w:type="spellEnd"/>
+      <w:r>
+        <w:t xml:space="preserve"> (spesielt når man allerede identifiserte seg/er logget inn), bruke HTTPS. </w:t>
+      </w:r>
+    </w:p>
+    <w:p>
+      <w:pPr>
+        <w:pStyle w:val="ListParagraph"/>
+        <w:numPr>
+          <w:ilvl w:val="0"/>
+          <w:numId w:val="14"/>
+        </w:numPr>
         <w:spacing w:after="155"/>
-        <w:ind w:left="335"/>
-      </w:pPr>
+      </w:pPr>
+      <w:r>
+        <w:rPr>
+          <w:rFonts w:ascii="Arial" w:eastAsia="Arial" w:hAnsi="Arial" w:cs="Arial"/>
+        </w:rPr>
+        <w:t>Sende kommandoer via pålitelig bruker til nettsider/apper som stoler på brukeren</w:t>
+      </w:r>
+      <w:r>
+        <w:rPr>
+          <w:rFonts w:ascii="Arial" w:eastAsia="Arial" w:hAnsi="Arial" w:cs="Arial"/>
+        </w:rPr>
+        <w:t>, altså late som om man er en legitim bruker. Angriperen antar at brukeren(e) allerede identifiserte seg</w:t>
+      </w:r>
+      <w:r>
+        <w:rPr>
+          <w:rFonts w:ascii="Arial" w:eastAsia="Arial" w:hAnsi="Arial" w:cs="Arial"/>
+        </w:rPr>
+        <w:t>.</w:t>
+      </w:r>
       <w:r>
         <w:rPr>
           <w:noProof/>
         </w:rPr>
-        <w:lastRenderedPageBreak/>
         <mc:AlternateContent>
           <mc:Choice Requires="wpg">
             <w:drawing>
@@ -3071,32 +3604,143 @@
     </w:p>
     <w:p>
       <w:pPr>
+        <w:pStyle w:val="ListParagraph"/>
+        <w:numPr>
+          <w:ilvl w:val="0"/>
+          <w:numId w:val="16"/>
+        </w:numPr>
         <w:spacing w:after="0"/>
-        <w:ind w:left="340"/>
-      </w:pPr>
-      <w:r>
-        <w:rPr>
-          <w:rFonts w:ascii="Arial" w:eastAsia="Arial" w:hAnsi="Arial" w:cs="Arial"/>
-        </w:rPr>
-        <w:t xml:space="preserve"> </w:t>
-      </w:r>
-    </w:p>
-    <w:p>
-      <w:pPr>
-        <w:spacing w:after="102"/>
-        <w:ind w:left="340"/>
-      </w:pPr>
-    </w:p>
-    <w:p>
-      <w:pPr>
+      </w:pPr>
+      <w:r>
+        <w:t xml:space="preserve">* </w:t>
+      </w:r>
+      <w:r>
+        <w:t xml:space="preserve">utnyttelse av </w:t>
+      </w:r>
+      <w:r>
+        <w:t xml:space="preserve">infrastruktur: angriperstater kan f.eks. bruke super-ormer/-virus for å ødelegge andre staters infrastruktur og dermed medføre økonomisk nedgang/tap. Dette kan føre til at </w:t>
+      </w:r>
+      <w:r>
+        <w:t xml:space="preserve">angriperstaten(e) får mer etterspørsel av ressurser av/kunnskap for slike infrastrukturer eller materialer. </w:t>
+      </w:r>
+    </w:p>
+    <w:p>
+      <w:pPr>
+        <w:pStyle w:val="ListParagraph"/>
+        <w:numPr>
+          <w:ilvl w:val="0"/>
+          <w:numId w:val="10"/>
+        </w:numPr>
         <w:spacing w:after="0"/>
-        <w:ind w:left="340"/>
-      </w:pPr>
-      <w:r>
-        <w:rPr>
-          <w:rFonts w:ascii="Arial" w:eastAsia="Arial" w:hAnsi="Arial" w:cs="Arial"/>
-        </w:rPr>
-        <w:t xml:space="preserve"> </w:t>
+      </w:pPr>
+      <w:r>
+        <w:t>Industriell spionasje</w:t>
+      </w:r>
+      <w:r>
+        <w:t>: aktører som kommersielle aktører kan dele</w:t>
+      </w:r>
+      <w:r>
+        <w:t>/selge</w:t>
+      </w:r>
+      <w:r>
+        <w:t xml:space="preserve"> data/tilgang til data med myndigheter, </w:t>
+      </w:r>
+      <w:proofErr w:type="spellStart"/>
+      <w:r>
+        <w:t>databrokers</w:t>
+      </w:r>
+      <w:proofErr w:type="spellEnd"/>
+      <w:r>
+        <w:t xml:space="preserve">, </w:t>
+      </w:r>
+      <w:r>
+        <w:t xml:space="preserve">individer, osv.. </w:t>
+      </w:r>
+      <w:r>
+        <w:t xml:space="preserve">for å spare på utviklingskostnader og svekke konkurranse. </w:t>
+      </w:r>
+    </w:p>
+    <w:p>
+      <w:pPr>
+        <w:pStyle w:val="ListParagraph"/>
+        <w:numPr>
+          <w:ilvl w:val="0"/>
+          <w:numId w:val="16"/>
+        </w:numPr>
+        <w:spacing w:after="0"/>
+      </w:pPr>
+      <w:r>
+        <w:t xml:space="preserve">* </w:t>
+      </w:r>
+      <w:r>
+        <w:t xml:space="preserve">Tillitssvekking/-styrking: </w:t>
+      </w:r>
+      <w:r>
+        <w:t xml:space="preserve">få andre til å følge dine </w:t>
+      </w:r>
+      <w:r>
+        <w:t xml:space="preserve">ondskapsfull </w:t>
+      </w:r>
+      <w:r>
+        <w:t>ordre</w:t>
+      </w:r>
+      <w:r>
+        <w:t xml:space="preserve"> men</w:t>
+      </w:r>
+      <w:r>
+        <w:t xml:space="preserve">s man </w:t>
+      </w:r>
+      <w:r>
+        <w:t>utgi</w:t>
+      </w:r>
+      <w:r>
+        <w:t>r</w:t>
+      </w:r>
+      <w:r>
+        <w:t xml:space="preserve"> seg so</w:t>
+      </w:r>
+      <w:r>
+        <w:t xml:space="preserve">m myndigheten, </w:t>
+      </w:r>
+      <w:r>
+        <w:t xml:space="preserve">som fører til myndigheten mister tillit og befolkningen styrker tillit til angriperen og angriperen kan tilby tjenester som befolkningen frivillig gir fra seg data til. </w:t>
+      </w:r>
+    </w:p>
+    <w:p>
+      <w:pPr>
+        <w:pStyle w:val="ListParagraph"/>
+        <w:numPr>
+          <w:ilvl w:val="0"/>
+          <w:numId w:val="10"/>
+        </w:numPr>
+        <w:spacing w:after="0"/>
+      </w:pPr>
+      <w:r>
+        <w:t xml:space="preserve">Menneskelig sårbarhet: «hacke» mennesker gjennom </w:t>
+      </w:r>
+      <w:proofErr w:type="spellStart"/>
+      <w:r>
+        <w:t>phishing</w:t>
+      </w:r>
+      <w:proofErr w:type="spellEnd"/>
+      <w:r>
+        <w:t xml:space="preserve">, </w:t>
+      </w:r>
+      <w:proofErr w:type="spellStart"/>
+      <w:r>
+        <w:t>vishing</w:t>
+      </w:r>
+      <w:proofErr w:type="spellEnd"/>
+      <w:r>
+        <w:t xml:space="preserve"> og </w:t>
+      </w:r>
+      <w:proofErr w:type="spellStart"/>
+      <w:r>
+        <w:t>smishing</w:t>
+      </w:r>
+      <w:proofErr w:type="spellEnd"/>
+      <w:r>
+        <w:t xml:space="preserve"> for å f.eks. endre syn på en aktør eller ufrivillig gi fra seg sensitiv informasjon.</w:t>
       </w:r>
     </w:p>
     <w:p>
@@ -3973,6 +4617,95 @@
     </w:lvl>
   </w:abstractNum>
   <w:abstractNum w:abstractNumId="3" w15:restartNumberingAfterBreak="0">
+    <w:nsid w:val="2E181845"/>
+    <w:multiLevelType w:val="hybridMultilevel"/>
+    <w:tmpl w:val="F53A50AC"/>
+    <w:lvl w:ilvl="0" w:tplc="6F20A686">
+      <w:start w:val="1"/>
+      <w:numFmt w:val="lowerLetter"/>
+      <w:lvlText w:val="%1)"/>
+      <w:lvlJc w:val="left"/>
+      <w:pPr>
+        <w:ind w:left="720" w:hanging="360"/>
+      </w:pPr>
+      <w:rPr>
+        <w:rFonts w:ascii="Arial" w:eastAsia="Arial" w:hAnsi="Arial" w:cs="Arial" w:hint="default"/>
+      </w:rPr>
+    </w:lvl>
+    <w:lvl w:ilvl="1" w:tplc="04140019" w:tentative="1">
+      <w:start w:val="1"/>
+      <w:numFmt w:val="lowerLetter"/>
+      <w:lvlText w:val="%2."/>
+      <w:lvlJc w:val="left"/>
+      <w:pPr>
+        <w:ind w:left="1440" w:hanging="360"/>
+      </w:pPr>
+    </w:lvl>
+    <w:lvl w:ilvl="2" w:tplc="0414001B" w:tentative="1">
+      <w:start w:val="1"/>
+      <w:numFmt w:val="lowerRoman"/>
+      <w:lvlText w:val="%3."/>
+      <w:lvlJc w:val="right"/>
+      <w:pPr>
+        <w:ind w:left="2160" w:hanging="180"/>
+      </w:pPr>
+    </w:lvl>
+    <w:lvl w:ilvl="3" w:tplc="0414000F" w:tentative="1">
+      <w:start w:val="1"/>
+      <w:numFmt w:val="decimal"/>
+      <w:lvlText w:val="%4."/>
+      <w:lvlJc w:val="left"/>
+      <w:pPr>
+        <w:ind w:left="2880" w:hanging="360"/>
+      </w:pPr>
+    </w:lvl>
+    <w:lvl w:ilvl="4" w:tplc="04140019" w:tentative="1">
+      <w:start w:val="1"/>
+      <w:numFmt w:val="lowerLetter"/>
+      <w:lvlText w:val="%5."/>
+      <w:lvlJc w:val="left"/>
+      <w:pPr>
+        <w:ind w:left="3600" w:hanging="360"/>
+      </w:pPr>
+    </w:lvl>
+    <w:lvl w:ilvl="5" w:tplc="0414001B" w:tentative="1">
+      <w:start w:val="1"/>
+      <w:numFmt w:val="lowerRoman"/>
+      <w:lvlText w:val="%6."/>
+      <w:lvlJc w:val="right"/>
+      <w:pPr>
+        <w:ind w:left="4320" w:hanging="180"/>
+      </w:pPr>
+    </w:lvl>
+    <w:lvl w:ilvl="6" w:tplc="0414000F" w:tentative="1">
+      <w:start w:val="1"/>
+      <w:numFmt w:val="decimal"/>
+      <w:lvlText w:val="%7."/>
+      <w:lvlJc w:val="left"/>
+      <w:pPr>
+        <w:ind w:left="5040" w:hanging="360"/>
+      </w:pPr>
+    </w:lvl>
+    <w:lvl w:ilvl="7" w:tplc="04140019" w:tentative="1">
+      <w:start w:val="1"/>
+      <w:numFmt w:val="lowerLetter"/>
+      <w:lvlText w:val="%8."/>
+      <w:lvlJc w:val="left"/>
+      <w:pPr>
+        <w:ind w:left="5760" w:hanging="360"/>
+      </w:pPr>
+    </w:lvl>
+    <w:lvl w:ilvl="8" w:tplc="0414001B" w:tentative="1">
+      <w:start w:val="1"/>
+      <w:numFmt w:val="lowerRoman"/>
+      <w:lvlText w:val="%9."/>
+      <w:lvlJc w:val="right"/>
+      <w:pPr>
+        <w:ind w:left="6480" w:hanging="180"/>
+      </w:pPr>
+    </w:lvl>
+  </w:abstractNum>
+  <w:abstractNum w:abstractNumId="4" w15:restartNumberingAfterBreak="0">
     <w:nsid w:val="3AFD29DE"/>
     <w:multiLevelType w:val="hybridMultilevel"/>
     <w:tmpl w:val="D56E5CB8"/>
@@ -4184,7 +4917,96 @@
       </w:rPr>
     </w:lvl>
   </w:abstractNum>
-  <w:abstractNum w:abstractNumId="4" w15:restartNumberingAfterBreak="0">
+  <w:abstractNum w:abstractNumId="5" w15:restartNumberingAfterBreak="0">
+    <w:nsid w:val="41A529B8"/>
+    <w:multiLevelType w:val="hybridMultilevel"/>
+    <w:tmpl w:val="22EAB1BA"/>
+    <w:lvl w:ilvl="0" w:tplc="B248FAE8">
+      <w:start w:val="1"/>
+      <w:numFmt w:val="lowerLetter"/>
+      <w:lvlText w:val="%1)"/>
+      <w:lvlJc w:val="left"/>
+      <w:pPr>
+        <w:ind w:left="1060" w:hanging="360"/>
+      </w:pPr>
+      <w:rPr>
+        <w:rFonts w:hint="default"/>
+      </w:rPr>
+    </w:lvl>
+    <w:lvl w:ilvl="1" w:tplc="04140019" w:tentative="1">
+      <w:start w:val="1"/>
+      <w:numFmt w:val="lowerLetter"/>
+      <w:lvlText w:val="%2."/>
+      <w:lvlJc w:val="left"/>
+      <w:pPr>
+        <w:ind w:left="1780" w:hanging="360"/>
+      </w:pPr>
+    </w:lvl>
+    <w:lvl w:ilvl="2" w:tplc="0414001B" w:tentative="1">
+      <w:start w:val="1"/>
+      <w:numFmt w:val="lowerRoman"/>
+      <w:lvlText w:val="%3."/>
+      <w:lvlJc w:val="right"/>
+      <w:pPr>
+        <w:ind w:left="2500" w:hanging="180"/>
+      </w:pPr>
+    </w:lvl>
+    <w:lvl w:ilvl="3" w:tplc="0414000F" w:tentative="1">
+      <w:start w:val="1"/>
+      <w:numFmt w:val="decimal"/>
+      <w:lvlText w:val="%4."/>
+      <w:lvlJc w:val="left"/>
+      <w:pPr>
+        <w:ind w:left="3220" w:hanging="360"/>
+      </w:pPr>
+    </w:lvl>
+    <w:lvl w:ilvl="4" w:tplc="04140019" w:tentative="1">
+      <w:start w:val="1"/>
+      <w:numFmt w:val="lowerLetter"/>
+      <w:lvlText w:val="%5."/>
+      <w:lvlJc w:val="left"/>
+      <w:pPr>
+        <w:ind w:left="3940" w:hanging="360"/>
+      </w:pPr>
+    </w:lvl>
+    <w:lvl w:ilvl="5" w:tplc="0414001B" w:tentative="1">
+      <w:start w:val="1"/>
+      <w:numFmt w:val="lowerRoman"/>
+      <w:lvlText w:val="%6."/>
+      <w:lvlJc w:val="right"/>
+      <w:pPr>
+        <w:ind w:left="4660" w:hanging="180"/>
+      </w:pPr>
+    </w:lvl>
+    <w:lvl w:ilvl="6" w:tplc="0414000F" w:tentative="1">
+      <w:start w:val="1"/>
+      <w:numFmt w:val="decimal"/>
+      <w:lvlText w:val="%7."/>
+      <w:lvlJc w:val="left"/>
+      <w:pPr>
+        <w:ind w:left="5380" w:hanging="360"/>
+      </w:pPr>
+    </w:lvl>
+    <w:lvl w:ilvl="7" w:tplc="04140019" w:tentative="1">
+      <w:start w:val="1"/>
+      <w:numFmt w:val="lowerLetter"/>
+      <w:lvlText w:val="%8."/>
+      <w:lvlJc w:val="left"/>
+      <w:pPr>
+        <w:ind w:left="6100" w:hanging="360"/>
+      </w:pPr>
+    </w:lvl>
+    <w:lvl w:ilvl="8" w:tplc="0414001B" w:tentative="1">
+      <w:start w:val="1"/>
+      <w:numFmt w:val="lowerRoman"/>
+      <w:lvlText w:val="%9."/>
+      <w:lvlJc w:val="right"/>
+      <w:pPr>
+        <w:ind w:left="6820" w:hanging="180"/>
+      </w:pPr>
+    </w:lvl>
+  </w:abstractNum>
+  <w:abstractNum w:abstractNumId="6" w15:restartNumberingAfterBreak="0">
     <w:nsid w:val="4C2850EB"/>
     <w:multiLevelType w:val="hybridMultilevel"/>
     <w:tmpl w:val="84B22418"/>
@@ -4396,7 +5218,7 @@
       </w:rPr>
     </w:lvl>
   </w:abstractNum>
-  <w:abstractNum w:abstractNumId="5" w15:restartNumberingAfterBreak="0">
+  <w:abstractNum w:abstractNumId="7" w15:restartNumberingAfterBreak="0">
     <w:nsid w:val="4D730D13"/>
     <w:multiLevelType w:val="hybridMultilevel"/>
     <w:tmpl w:val="AC28EAB4"/>
@@ -4608,7 +5430,7 @@
       </w:rPr>
     </w:lvl>
   </w:abstractNum>
-  <w:abstractNum w:abstractNumId="6" w15:restartNumberingAfterBreak="0">
+  <w:abstractNum w:abstractNumId="8" w15:restartNumberingAfterBreak="0">
     <w:nsid w:val="4FCA4AC9"/>
     <w:multiLevelType w:val="hybridMultilevel"/>
     <w:tmpl w:val="89F61EF0"/>
@@ -4820,7 +5642,7 @@
       </w:rPr>
     </w:lvl>
   </w:abstractNum>
-  <w:abstractNum w:abstractNumId="7" w15:restartNumberingAfterBreak="0">
+  <w:abstractNum w:abstractNumId="9" w15:restartNumberingAfterBreak="0">
     <w:nsid w:val="53D67980"/>
     <w:multiLevelType w:val="hybridMultilevel"/>
     <w:tmpl w:val="DF241D6A"/>
@@ -4909,7 +5731,7 @@
       </w:pPr>
     </w:lvl>
   </w:abstractNum>
-  <w:abstractNum w:abstractNumId="8" w15:restartNumberingAfterBreak="0">
+  <w:abstractNum w:abstractNumId="10" w15:restartNumberingAfterBreak="0">
     <w:nsid w:val="596718EE"/>
     <w:multiLevelType w:val="hybridMultilevel"/>
     <w:tmpl w:val="0D84CE80"/>
@@ -5121,7 +5943,96 @@
       </w:rPr>
     </w:lvl>
   </w:abstractNum>
-  <w:abstractNum w:abstractNumId="9" w15:restartNumberingAfterBreak="0">
+  <w:abstractNum w:abstractNumId="11" w15:restartNumberingAfterBreak="0">
+    <w:nsid w:val="5AFE794A"/>
+    <w:multiLevelType w:val="hybridMultilevel"/>
+    <w:tmpl w:val="44086DC6"/>
+    <w:lvl w:ilvl="0" w:tplc="D0BA1118">
+      <w:start w:val="1"/>
+      <w:numFmt w:val="lowerLetter"/>
+      <w:lvlText w:val="%1)"/>
+      <w:lvlJc w:val="left"/>
+      <w:pPr>
+        <w:ind w:left="700" w:hanging="360"/>
+      </w:pPr>
+      <w:rPr>
+        <w:rFonts w:hint="default"/>
+      </w:rPr>
+    </w:lvl>
+    <w:lvl w:ilvl="1" w:tplc="04140019" w:tentative="1">
+      <w:start w:val="1"/>
+      <w:numFmt w:val="lowerLetter"/>
+      <w:lvlText w:val="%2."/>
+      <w:lvlJc w:val="left"/>
+      <w:pPr>
+        <w:ind w:left="1420" w:hanging="360"/>
+      </w:pPr>
+    </w:lvl>
+    <w:lvl w:ilvl="2" w:tplc="0414001B" w:tentative="1">
+      <w:start w:val="1"/>
+      <w:numFmt w:val="lowerRoman"/>
+      <w:lvlText w:val="%3."/>
+      <w:lvlJc w:val="right"/>
+      <w:pPr>
+        <w:ind w:left="2140" w:hanging="180"/>
+      </w:pPr>
+    </w:lvl>
+    <w:lvl w:ilvl="3" w:tplc="0414000F" w:tentative="1">
+      <w:start w:val="1"/>
+      <w:numFmt w:val="decimal"/>
+      <w:lvlText w:val="%4."/>
+      <w:lvlJc w:val="left"/>
+      <w:pPr>
+        <w:ind w:left="2860" w:hanging="360"/>
+      </w:pPr>
+    </w:lvl>
+    <w:lvl w:ilvl="4" w:tplc="04140019" w:tentative="1">
+      <w:start w:val="1"/>
+      <w:numFmt w:val="lowerLetter"/>
+      <w:lvlText w:val="%5."/>
+      <w:lvlJc w:val="left"/>
+      <w:pPr>
+        <w:ind w:left="3580" w:hanging="360"/>
+      </w:pPr>
+    </w:lvl>
+    <w:lvl w:ilvl="5" w:tplc="0414001B" w:tentative="1">
+      <w:start w:val="1"/>
+      <w:numFmt w:val="lowerRoman"/>
+      <w:lvlText w:val="%6."/>
+      <w:lvlJc w:val="right"/>
+      <w:pPr>
+        <w:ind w:left="4300" w:hanging="180"/>
+      </w:pPr>
+    </w:lvl>
+    <w:lvl w:ilvl="6" w:tplc="0414000F" w:tentative="1">
+      <w:start w:val="1"/>
+      <w:numFmt w:val="decimal"/>
+      <w:lvlText w:val="%7."/>
+      <w:lvlJc w:val="left"/>
+      <w:pPr>
+        <w:ind w:left="5020" w:hanging="360"/>
+      </w:pPr>
+    </w:lvl>
+    <w:lvl w:ilvl="7" w:tplc="04140019" w:tentative="1">
+      <w:start w:val="1"/>
+      <w:numFmt w:val="lowerLetter"/>
+      <w:lvlText w:val="%8."/>
+      <w:lvlJc w:val="left"/>
+      <w:pPr>
+        <w:ind w:left="5740" w:hanging="360"/>
+      </w:pPr>
+    </w:lvl>
+    <w:lvl w:ilvl="8" w:tplc="0414001B" w:tentative="1">
+      <w:start w:val="1"/>
+      <w:numFmt w:val="lowerRoman"/>
+      <w:lvlText w:val="%9."/>
+      <w:lvlJc w:val="right"/>
+      <w:pPr>
+        <w:ind w:left="6460" w:hanging="180"/>
+      </w:pPr>
+    </w:lvl>
+  </w:abstractNum>
+  <w:abstractNum w:abstractNumId="12" w15:restartNumberingAfterBreak="0">
     <w:nsid w:val="67A72DCD"/>
     <w:multiLevelType w:val="hybridMultilevel"/>
     <w:tmpl w:val="FBB8516A"/>
@@ -5234,7 +6145,7 @@
       </w:rPr>
     </w:lvl>
   </w:abstractNum>
-  <w:abstractNum w:abstractNumId="10" w15:restartNumberingAfterBreak="0">
+  <w:abstractNum w:abstractNumId="13" w15:restartNumberingAfterBreak="0">
     <w:nsid w:val="6D970378"/>
     <w:multiLevelType w:val="hybridMultilevel"/>
     <w:tmpl w:val="849E032C"/>
@@ -5446,7 +6357,7 @@
       </w:rPr>
     </w:lvl>
   </w:abstractNum>
-  <w:abstractNum w:abstractNumId="11" w15:restartNumberingAfterBreak="0">
+  <w:abstractNum w:abstractNumId="14" w15:restartNumberingAfterBreak="0">
     <w:nsid w:val="7378157C"/>
     <w:multiLevelType w:val="hybridMultilevel"/>
     <w:tmpl w:val="19787C82"/>
@@ -5535,41 +6446,142 @@
       </w:pPr>
     </w:lvl>
   </w:abstractNum>
+  <w:abstractNum w:abstractNumId="15" w15:restartNumberingAfterBreak="0">
+    <w:nsid w:val="76E1710C"/>
+    <w:multiLevelType w:val="hybridMultilevel"/>
+    <w:tmpl w:val="EBEE9560"/>
+    <w:lvl w:ilvl="0" w:tplc="88C6B57C">
+      <w:start w:val="1"/>
+      <w:numFmt w:val="lowerLetter"/>
+      <w:lvlText w:val="%1)"/>
+      <w:lvlJc w:val="left"/>
+      <w:pPr>
+        <w:ind w:left="760" w:hanging="360"/>
+      </w:pPr>
+      <w:rPr>
+        <w:rFonts w:ascii="Arial" w:eastAsia="Arial" w:hAnsi="Arial" w:cs="Arial" w:hint="default"/>
+      </w:rPr>
+    </w:lvl>
+    <w:lvl w:ilvl="1" w:tplc="04140019" w:tentative="1">
+      <w:start w:val="1"/>
+      <w:numFmt w:val="lowerLetter"/>
+      <w:lvlText w:val="%2."/>
+      <w:lvlJc w:val="left"/>
+      <w:pPr>
+        <w:ind w:left="1480" w:hanging="360"/>
+      </w:pPr>
+    </w:lvl>
+    <w:lvl w:ilvl="2" w:tplc="0414001B" w:tentative="1">
+      <w:start w:val="1"/>
+      <w:numFmt w:val="lowerRoman"/>
+      <w:lvlText w:val="%3."/>
+      <w:lvlJc w:val="right"/>
+      <w:pPr>
+        <w:ind w:left="2200" w:hanging="180"/>
+      </w:pPr>
+    </w:lvl>
+    <w:lvl w:ilvl="3" w:tplc="0414000F" w:tentative="1">
+      <w:start w:val="1"/>
+      <w:numFmt w:val="decimal"/>
+      <w:lvlText w:val="%4."/>
+      <w:lvlJc w:val="left"/>
+      <w:pPr>
+        <w:ind w:left="2920" w:hanging="360"/>
+      </w:pPr>
+    </w:lvl>
+    <w:lvl w:ilvl="4" w:tplc="04140019" w:tentative="1">
+      <w:start w:val="1"/>
+      <w:numFmt w:val="lowerLetter"/>
+      <w:lvlText w:val="%5."/>
+      <w:lvlJc w:val="left"/>
+      <w:pPr>
+        <w:ind w:left="3640" w:hanging="360"/>
+      </w:pPr>
+    </w:lvl>
+    <w:lvl w:ilvl="5" w:tplc="0414001B" w:tentative="1">
+      <w:start w:val="1"/>
+      <w:numFmt w:val="lowerRoman"/>
+      <w:lvlText w:val="%6."/>
+      <w:lvlJc w:val="right"/>
+      <w:pPr>
+        <w:ind w:left="4360" w:hanging="180"/>
+      </w:pPr>
+    </w:lvl>
+    <w:lvl w:ilvl="6" w:tplc="0414000F" w:tentative="1">
+      <w:start w:val="1"/>
+      <w:numFmt w:val="decimal"/>
+      <w:lvlText w:val="%7."/>
+      <w:lvlJc w:val="left"/>
+      <w:pPr>
+        <w:ind w:left="5080" w:hanging="360"/>
+      </w:pPr>
+    </w:lvl>
+    <w:lvl w:ilvl="7" w:tplc="04140019" w:tentative="1">
+      <w:start w:val="1"/>
+      <w:numFmt w:val="lowerLetter"/>
+      <w:lvlText w:val="%8."/>
+      <w:lvlJc w:val="left"/>
+      <w:pPr>
+        <w:ind w:left="5800" w:hanging="360"/>
+      </w:pPr>
+    </w:lvl>
+    <w:lvl w:ilvl="8" w:tplc="0414001B" w:tentative="1">
+      <w:start w:val="1"/>
+      <w:numFmt w:val="lowerRoman"/>
+      <w:lvlText w:val="%9."/>
+      <w:lvlJc w:val="right"/>
+      <w:pPr>
+        <w:ind w:left="6520" w:hanging="180"/>
+      </w:pPr>
+    </w:lvl>
+  </w:abstractNum>
   <w:num w:numId="1" w16cid:durableId="1664579930">
+    <w:abstractNumId w:val="6"/>
+  </w:num>
+  <w:num w:numId="2" w16cid:durableId="1408728388">
+    <w:abstractNumId w:val="10"/>
+  </w:num>
+  <w:num w:numId="3" w16cid:durableId="1481995602">
     <w:abstractNumId w:val="4"/>
   </w:num>
-  <w:num w:numId="2" w16cid:durableId="1408728388">
-    <w:abstractNumId w:val="8"/>
-  </w:num>
-  <w:num w:numId="3" w16cid:durableId="1481995602">
-    <w:abstractNumId w:val="3"/>
-  </w:num>
   <w:num w:numId="4" w16cid:durableId="1453473670">
-    <w:abstractNumId w:val="10"/>
+    <w:abstractNumId w:val="13"/>
   </w:num>
   <w:num w:numId="5" w16cid:durableId="712269253">
     <w:abstractNumId w:val="0"/>
   </w:num>
   <w:num w:numId="6" w16cid:durableId="1943947691">
-    <w:abstractNumId w:val="5"/>
+    <w:abstractNumId w:val="7"/>
   </w:num>
   <w:num w:numId="7" w16cid:durableId="798766457">
-    <w:abstractNumId w:val="6"/>
+    <w:abstractNumId w:val="8"/>
   </w:num>
   <w:num w:numId="8" w16cid:durableId="93870902">
-    <w:abstractNumId w:val="7"/>
+    <w:abstractNumId w:val="9"/>
   </w:num>
   <w:num w:numId="9" w16cid:durableId="1601837059">
     <w:abstractNumId w:val="2"/>
   </w:num>
   <w:num w:numId="10" w16cid:durableId="1611089085">
-    <w:abstractNumId w:val="9"/>
+    <w:abstractNumId w:val="12"/>
   </w:num>
   <w:num w:numId="11" w16cid:durableId="1353336934">
-    <w:abstractNumId w:val="11"/>
+    <w:abstractNumId w:val="14"/>
   </w:num>
   <w:num w:numId="12" w16cid:durableId="592477705">
     <w:abstractNumId w:val="1"/>
+  </w:num>
+  <w:num w:numId="13" w16cid:durableId="319696037">
+    <w:abstractNumId w:val="11"/>
+  </w:num>
+  <w:num w:numId="14" w16cid:durableId="345787224">
+    <w:abstractNumId w:val="15"/>
+  </w:num>
+  <w:num w:numId="15" w16cid:durableId="1369332083">
+    <w:abstractNumId w:val="5"/>
+  </w:num>
+  <w:num w:numId="16" w16cid:durableId="1715960581">
+    <w:abstractNumId w:val="3"/>
   </w:num>
 </w:numbering>
 </file>
@@ -6048,7 +7060,6 @@
   <w:style w:type="character" w:default="1" w:styleId="DefaultParagraphFont">
     <w:name w:val="Default Paragraph Font"/>
     <w:uiPriority w:val="1"/>
-    <w:semiHidden/>
     <w:unhideWhenUsed/>
   </w:style>
   <w:style w:type="table" w:default="1" w:styleId="TableNormal">

--- a/innføring_i_datasikkerhet/EV24.docx
+++ b/innføring_i_datasikkerhet/EV24.docx
@@ -81,6 +81,7 @@
         <w:spacing w:after="38" w:line="264" w:lineRule="auto"/>
         <w:ind w:left="335" w:hanging="10"/>
       </w:pPr>
+      <w:proofErr w:type="gramStart"/>
       <w:r>
         <w:rPr>
           <w:rFonts w:ascii="Arial" w:eastAsia="Arial" w:hAnsi="Arial" w:cs="Arial"/>
@@ -92,7 +93,14 @@
         <w:rPr>
           <w:rFonts w:ascii="Arial" w:eastAsia="Arial" w:hAnsi="Arial" w:cs="Arial"/>
         </w:rPr>
-        <w:t xml:space="preserve">  Innføring i datasikkerhet</w:t>
+        <w:t xml:space="preserve">  Innføring</w:t>
+      </w:r>
+      <w:proofErr w:type="gramEnd"/>
+      <w:r>
+        <w:rPr>
+          <w:rFonts w:ascii="Arial" w:eastAsia="Arial" w:hAnsi="Arial" w:cs="Arial"/>
+        </w:rPr>
+        <w:t xml:space="preserve"> i datasikkerhet</w:t>
       </w:r>
     </w:p>
     <w:p>
@@ -112,6 +120,7 @@
         <w:spacing w:after="38" w:line="264" w:lineRule="auto"/>
         <w:ind w:left="335" w:hanging="10"/>
       </w:pPr>
+      <w:proofErr w:type="gramStart"/>
       <w:r>
         <w:rPr>
           <w:rFonts w:ascii="Arial" w:eastAsia="Arial" w:hAnsi="Arial" w:cs="Arial"/>
@@ -123,7 +132,14 @@
         <w:rPr>
           <w:rFonts w:ascii="Arial" w:eastAsia="Arial" w:hAnsi="Arial" w:cs="Arial"/>
         </w:rPr>
-        <w:t xml:space="preserve">  02/05-2024</w:t>
+        <w:t xml:space="preserve">  02</w:t>
+      </w:r>
+      <w:proofErr w:type="gramEnd"/>
+      <w:r>
+        <w:rPr>
+          <w:rFonts w:ascii="Arial" w:eastAsia="Arial" w:hAnsi="Arial" w:cs="Arial"/>
+        </w:rPr>
+        <w:t>/05-2024</w:t>
       </w:r>
     </w:p>
     <w:p>
@@ -143,6 +159,7 @@
         <w:spacing w:after="38" w:line="264" w:lineRule="auto"/>
         <w:ind w:left="335" w:hanging="10"/>
       </w:pPr>
+      <w:proofErr w:type="gramStart"/>
       <w:r>
         <w:rPr>
           <w:rFonts w:ascii="Arial" w:eastAsia="Arial" w:hAnsi="Arial" w:cs="Arial"/>
@@ -154,7 +171,14 @@
         <w:rPr>
           <w:rFonts w:ascii="Arial" w:eastAsia="Arial" w:hAnsi="Arial" w:cs="Arial"/>
         </w:rPr>
-        <w:t xml:space="preserve">  09.00-13.00, 4 timer + 15 minutter til klargjøring og innlevering av besvarelsen.</w:t>
+        <w:t xml:space="preserve">  09.00</w:t>
+      </w:r>
+      <w:proofErr w:type="gramEnd"/>
+      <w:r>
+        <w:rPr>
+          <w:rFonts w:ascii="Arial" w:eastAsia="Arial" w:hAnsi="Arial" w:cs="Arial"/>
+        </w:rPr>
+        <w:t>-13.00, 4 timer + 15 minutter til klargjøring og innlevering av besvarelsen.</w:t>
       </w:r>
     </w:p>
     <w:p>
@@ -217,6 +241,7 @@
         <w:spacing w:after="38" w:line="264" w:lineRule="auto"/>
         <w:ind w:left="335" w:hanging="10"/>
       </w:pPr>
+      <w:proofErr w:type="gramStart"/>
       <w:r>
         <w:rPr>
           <w:rFonts w:ascii="Arial" w:eastAsia="Arial" w:hAnsi="Arial" w:cs="Arial"/>
@@ -228,7 +253,14 @@
         <w:rPr>
           <w:rFonts w:ascii="Arial" w:eastAsia="Arial" w:hAnsi="Arial" w:cs="Arial"/>
         </w:rPr>
-        <w:t xml:space="preserve">  Tom Heine </w:t>
+        <w:t xml:space="preserve">  Tom</w:t>
+      </w:r>
+      <w:proofErr w:type="gramEnd"/>
+      <w:r>
+        <w:rPr>
+          <w:rFonts w:ascii="Arial" w:eastAsia="Arial" w:hAnsi="Arial" w:cs="Arial"/>
+        </w:rPr>
+        <w:t xml:space="preserve"> Heine </w:t>
       </w:r>
       <w:proofErr w:type="spellStart"/>
       <w:r>
@@ -798,8 +830,16 @@
         <w:rPr>
           <w:rFonts w:ascii="Arial" w:eastAsia="Arial" w:hAnsi="Arial" w:cs="Arial"/>
         </w:rPr>
-        <w:t>Takk for et hyggelig semester - beklager at vi har gjort dere paranoide...</w:t>
-      </w:r>
+        <w:t xml:space="preserve">Takk for et hyggelig semester - beklager at vi har gjort dere </w:t>
+      </w:r>
+      <w:proofErr w:type="gramStart"/>
+      <w:r>
+        <w:rPr>
+          <w:rFonts w:ascii="Arial" w:eastAsia="Arial" w:hAnsi="Arial" w:cs="Arial"/>
+        </w:rPr>
+        <w:t>paranoide...</w:t>
+      </w:r>
+      <w:proofErr w:type="gramEnd"/>
     </w:p>
     <w:p>
       <w:pPr>
@@ -926,14 +966,12 @@
         </w:rPr>
         <w:t xml:space="preserve">Forklar hva som menes med følgende sammenheng, og hvordan denne påvirker </w:t>
       </w:r>
-      <w:proofErr w:type="spellStart"/>
-      <w:r>
-        <w:rPr>
-          <w:rFonts w:ascii="Arial" w:eastAsia="Arial" w:hAnsi="Arial" w:cs="Arial"/>
-        </w:rPr>
-        <w:t>bedrifterssikkerhetsarbeid</w:t>
-      </w:r>
-      <w:proofErr w:type="spellEnd"/>
+      <w:r>
+        <w:rPr>
+          <w:rFonts w:ascii="Arial" w:eastAsia="Arial" w:hAnsi="Arial" w:cs="Arial"/>
+        </w:rPr>
+        <w:t>bedrifters sikkerhetsarbeid</w:t>
+      </w:r>
       <w:r>
         <w:rPr>
           <w:rFonts w:ascii="Arial" w:eastAsia="Arial" w:hAnsi="Arial" w:cs="Arial"/>
@@ -1118,14 +1156,170 @@
     </w:p>
     <w:p>
       <w:pPr>
+        <w:pStyle w:val="ListParagraph"/>
+        <w:numPr>
+          <w:ilvl w:val="0"/>
+          <w:numId w:val="17"/>
+        </w:numPr>
         <w:spacing w:after="102"/>
-        <w:ind w:left="340"/>
-      </w:pPr>
-    </w:p>
-    <w:p>
-      <w:pPr>
-        <w:spacing w:after="10"/>
-      </w:pPr>
+      </w:pPr>
+      <w:r>
+        <w:t xml:space="preserve">Sannsynlighet er sjansen for om en hendelse skjer, konsekvens er dårligere omdømme, økonomisk tap, økonomisk straff, fengselsstraff, osv. sammenhengen betyr at hvis sjansen for en hendelse er liten, konsekvensene er få/små og kostnaden for dem er mindre enn mottiltak, så vil man ikke iverksette mottiltakene. </w:t>
+      </w:r>
+    </w:p>
+    <w:p>
+      <w:pPr>
+        <w:pStyle w:val="ListParagraph"/>
+        <w:numPr>
+          <w:ilvl w:val="0"/>
+          <w:numId w:val="17"/>
+        </w:numPr>
+        <w:spacing w:after="102"/>
+      </w:pPr>
+      <w:r>
+        <w:t>GDPR forstørrer konsekvensene ved å gi større økonomisk straff, gi flere og større plikter, gi brukere mer rettigheter</w:t>
+      </w:r>
+      <w:r>
+        <w:t xml:space="preserve">, osv., samt øke sannsynligheten ved å kreve internkontroll og ansvar, kreve at alle virksomheter i «kjeden» følger GDPR, kreve at personvern/informasjonssikkerhet </w:t>
+      </w:r>
+      <w:proofErr w:type="gramStart"/>
+      <w:r>
+        <w:t>integrere</w:t>
+      </w:r>
+      <w:r>
+        <w:t>s</w:t>
+      </w:r>
+      <w:proofErr w:type="gramEnd"/>
+      <w:r>
+        <w:t xml:space="preserve"> </w:t>
+      </w:r>
+      <w:r>
+        <w:t>i systemet fra starten, osv. slik at kostnaden</w:t>
+      </w:r>
+      <w:r>
+        <w:t>e</w:t>
+      </w:r>
+      <w:r>
+        <w:t xml:space="preserve"> av mottiltakene </w:t>
+      </w:r>
+      <w:r>
+        <w:t xml:space="preserve">virker rimeligere. </w:t>
+      </w:r>
+    </w:p>
+    <w:p>
+      <w:pPr>
+        <w:pStyle w:val="ListParagraph"/>
+        <w:numPr>
+          <w:ilvl w:val="0"/>
+          <w:numId w:val="17"/>
+        </w:numPr>
+        <w:spacing w:after="102"/>
+      </w:pPr>
+      <w:r>
+        <w:t>Konfidensialitet, integritet, tilgjengelighet</w:t>
+      </w:r>
+    </w:p>
+    <w:p>
+      <w:pPr>
+        <w:pStyle w:val="ListParagraph"/>
+        <w:numPr>
+          <w:ilvl w:val="0"/>
+          <w:numId w:val="17"/>
+        </w:numPr>
+        <w:spacing w:after="102"/>
+      </w:pPr>
+      <w:r>
+        <w:t>Redusere/behandle risiko (innføre tiltak).</w:t>
+      </w:r>
+    </w:p>
+    <w:p>
+      <w:pPr>
+        <w:pStyle w:val="ListParagraph"/>
+        <w:spacing w:after="102"/>
+        <w:ind w:left="700"/>
+      </w:pPr>
+      <w:r>
+        <w:t>Akseptere risiko (leve med den).</w:t>
+      </w:r>
+    </w:p>
+    <w:p>
+      <w:pPr>
+        <w:pStyle w:val="ListParagraph"/>
+        <w:spacing w:after="102"/>
+        <w:ind w:left="700"/>
+      </w:pPr>
+      <w:r>
+        <w:t xml:space="preserve">Overføre risiko (f.eks. forsikring eller </w:t>
+      </w:r>
+      <w:proofErr w:type="spellStart"/>
+      <w:r>
+        <w:t>outsourcing</w:t>
+      </w:r>
+      <w:proofErr w:type="spellEnd"/>
+      <w:r>
+        <w:t>).</w:t>
+      </w:r>
+    </w:p>
+    <w:p>
+      <w:pPr>
+        <w:pStyle w:val="ListParagraph"/>
+        <w:spacing w:after="102"/>
+        <w:ind w:left="700"/>
+      </w:pPr>
+      <w:r>
+        <w:t>Unngå risiko (slutte med aktiviteten som medfører risiko).</w:t>
+      </w:r>
+    </w:p>
+    <w:p>
+      <w:pPr>
+        <w:pStyle w:val="ListParagraph"/>
+        <w:numPr>
+          <w:ilvl w:val="0"/>
+          <w:numId w:val="17"/>
+        </w:numPr>
+        <w:spacing w:after="102"/>
+        <w:rPr>
+          <w:rFonts w:asciiTheme="minorHAnsi" w:eastAsia="Times New Roman" w:hAnsiTheme="minorHAnsi" w:cs="Times New Roman"/>
+          <w:color w:val="auto"/>
+          <w:szCs w:val="22"/>
+        </w:rPr>
+      </w:pPr>
+      <w:r>
+        <w:rPr>
+          <w:rFonts w:asciiTheme="minorHAnsi" w:hAnsiTheme="minorHAnsi"/>
+          <w:szCs w:val="22"/>
+        </w:rPr>
+        <w:t>Security: Beskyttelse mot tilsiktede hendelser (mennesker som vil skade systemet, f.eks. hackere).</w:t>
+      </w:r>
+    </w:p>
+    <w:p>
+      <w:pPr>
+        <w:pStyle w:val="NormalWeb"/>
+        <w:ind w:left="700"/>
+        <w:rPr>
+          <w:rFonts w:asciiTheme="minorHAnsi" w:hAnsiTheme="minorHAnsi"/>
+          <w:sz w:val="22"/>
+          <w:szCs w:val="22"/>
+        </w:rPr>
+      </w:pPr>
+      <w:proofErr w:type="spellStart"/>
+      <w:r>
+        <w:rPr>
+          <w:rFonts w:asciiTheme="minorHAnsi" w:hAnsiTheme="minorHAnsi"/>
+          <w:sz w:val="22"/>
+          <w:szCs w:val="22"/>
+        </w:rPr>
+        <w:t>Safety</w:t>
+      </w:r>
+      <w:proofErr w:type="spellEnd"/>
+      <w:r>
+        <w:rPr>
+          <w:rFonts w:asciiTheme="minorHAnsi" w:hAnsiTheme="minorHAnsi"/>
+          <w:sz w:val="22"/>
+          <w:szCs w:val="22"/>
+        </w:rPr>
+        <w:t>: Beskyttelse mot utilsiktede hendelser (teknisk svikt, naturkatastrofer, menneskelige feil) for å unngå skade på liv og helse.</w:t>
+      </w:r>
     </w:p>
     <w:p>
       <w:pPr>
@@ -1354,7 +1548,21 @@
         <w:rPr>
           <w:rFonts w:ascii="Arial" w:eastAsia="Arial" w:hAnsi="Arial" w:cs="Arial"/>
         </w:rPr>
-        <w:t xml:space="preserve"> finnes for deteksjon av skadevare? Forklar hver av de.</w:t>
+        <w:t xml:space="preserve"> finnes for deteksjon av skadevare? Forklar hver av </w:t>
+      </w:r>
+      <w:proofErr w:type="gramStart"/>
+      <w:r>
+        <w:rPr>
+          <w:rFonts w:ascii="Arial" w:eastAsia="Arial" w:hAnsi="Arial" w:cs="Arial"/>
+        </w:rPr>
+        <w:t>de</w:t>
+      </w:r>
+      <w:proofErr w:type="gramEnd"/>
+      <w:r>
+        <w:rPr>
+          <w:rFonts w:ascii="Arial" w:eastAsia="Arial" w:hAnsi="Arial" w:cs="Arial"/>
+        </w:rPr>
+        <w:t>.</w:t>
       </w:r>
     </w:p>
     <w:p>
@@ -1410,13 +1618,13 @@
         <w:spacing w:after="102"/>
       </w:pPr>
       <w:r>
-        <w:t>Ormer er selve verten, f.eks. pc, mobil</w:t>
-      </w:r>
-      <w:r>
-        <w:t>, .exe-fil</w:t>
-      </w:r>
-      <w:r>
-        <w:t>, osv.,</w:t>
+        <w:t xml:space="preserve">Ormer er </w:t>
+      </w:r>
+      <w:r>
+        <w:t>et selvstendig program</w:t>
+      </w:r>
+      <w:r>
+        <w:t>,</w:t>
       </w:r>
       <w:r>
         <w:t xml:space="preserve"> </w:t>
@@ -1446,6 +1654,7 @@
         <w:spacing w:after="102"/>
       </w:pPr>
       <w:r>
+        <w:lastRenderedPageBreak/>
         <w:t xml:space="preserve">Trojanere gjemmer seg godt i legitime applikasjoner, helst i «må ha nå»-programmer som spill, spres gjennom nedlastning istedenfor automatisk og tar over/er 1 program. </w:t>
       </w:r>
     </w:p>
@@ -1495,7 +1704,7 @@
         <w:ind w:left="700"/>
       </w:pPr>
       <w:r>
-        <w:t xml:space="preserve">Ulemper: falske positiver, oppdatere signaturfil, kartlegge skadevaren etter første angrep, </w:t>
+        <w:t xml:space="preserve">Ulemper: oppdatere signaturfil, kartlegge skadevaren etter første angrep, </w:t>
       </w:r>
       <w:r>
         <w:t>dårlig</w:t>
@@ -1598,7 +1807,6 @@
         <w:ind w:left="700"/>
       </w:pPr>
       <w:r>
-        <w:lastRenderedPageBreak/>
         <w:t xml:space="preserve">Fordeler: </w:t>
       </w:r>
       <w:r>
@@ -2445,7 +2653,6 @@
         <w:spacing w:after="10"/>
       </w:pPr>
       <w:r>
-        <w:lastRenderedPageBreak/>
         <w:t>For å få fordelene av å kombinere metodene kan man først bruke symmetrisk metode for å kryptere informasjonen. Deretter bruke asymmetrisk metode for å dele nøkkelen til informasjonen. Dette skjer ved at</w:t>
       </w:r>
       <w:r>
@@ -2886,6 +3093,7 @@
         <w:spacing w:after="10"/>
       </w:pPr>
       <w:r>
+        <w:lastRenderedPageBreak/>
         <w:t>Minket hastighet, falsk trygghet (beskytter ikke mot nedlastning av skadevare, klikking av lenker, innlogging i tjenester), flytte tillit (håpe på at de ikke logger trafikken din, gi din data til myndigheter, osv.), «gratis» (du er produktet. kan selge din data), blokkert fra tjenester (banker, strømmetjenester, osv.</w:t>
       </w:r>
       <w:r>
@@ -2893,6 +3101,9 @@
       </w:r>
       <w:r>
         <w:t xml:space="preserve"> minste tilgang til konto, osv.)</w:t>
+      </w:r>
+      <w:r>
+        <w:t>, myndigheter kan kreve innsikt i logger, kan bli hacket selv,</w:t>
       </w:r>
     </w:p>
     <w:p>
@@ -3231,7 +3442,6 @@
         <w:spacing w:after="10"/>
       </w:pPr>
       <w:r>
-        <w:lastRenderedPageBreak/>
         <w:t>Man-in-</w:t>
       </w:r>
       <w:proofErr w:type="spellStart"/>
@@ -3279,13 +3489,7 @@
         <w:t xml:space="preserve">), </w:t>
       </w:r>
       <w:r>
-        <w:t>pakkesniffing (</w:t>
-      </w:r>
-      <w:r>
-        <w:t>avlytte trafikken mellom bruker og tjenesten og kopiere økt-id-ene</w:t>
-      </w:r>
-      <w:r>
-        <w:t xml:space="preserve">), </w:t>
+        <w:t xml:space="preserve">pakkesniffing (avlytte trafikken mellom bruker og tjenesten og kopiere økt-id-ene), </w:t>
       </w:r>
       <w:proofErr w:type="spellStart"/>
       <w:r>
@@ -3341,19 +3545,33 @@
         <w:rPr>
           <w:rFonts w:ascii="Arial" w:eastAsia="Arial" w:hAnsi="Arial" w:cs="Arial"/>
         </w:rPr>
-        <w:t>Sende kommandoer via pålitelig bruker til nettsider/apper som stoler på brukeren</w:t>
-      </w:r>
-      <w:r>
-        <w:rPr>
-          <w:rFonts w:ascii="Arial" w:eastAsia="Arial" w:hAnsi="Arial" w:cs="Arial"/>
-        </w:rPr>
-        <w:t>, altså late som om man er en legitim bruker. Angriperen antar at brukeren(e) allerede identifiserte seg</w:t>
+        <w:t>Sende kommandoer via pålitelig bruker til nettsider/apper som stoler på brukeren, altså late som om man er en legitim bruker. Angriperen antar at brukeren(e) allerede identifiserte seg</w:t>
       </w:r>
       <w:r>
         <w:rPr>
           <w:rFonts w:ascii="Arial" w:eastAsia="Arial" w:hAnsi="Arial" w:cs="Arial"/>
         </w:rPr>
         <w:t>.</w:t>
+      </w:r>
+      <w:r>
+        <w:rPr>
+          <w:rFonts w:ascii="Arial" w:eastAsia="Arial" w:hAnsi="Arial" w:cs="Arial"/>
+        </w:rPr>
+        <w:t xml:space="preserve"> F.eks. gjennom en skjult/manipulert lenke eller i en </w:t>
+      </w:r>
+      <w:proofErr w:type="spellStart"/>
+      <w:r>
+        <w:rPr>
+          <w:rFonts w:ascii="Arial" w:eastAsia="Arial" w:hAnsi="Arial" w:cs="Arial"/>
+        </w:rPr>
+        <w:t>img</w:t>
+      </w:r>
+      <w:proofErr w:type="spellEnd"/>
+      <w:r>
+        <w:rPr>
+          <w:rFonts w:ascii="Arial" w:eastAsia="Arial" w:hAnsi="Arial" w:cs="Arial"/>
+        </w:rPr>
+        <w:t>-tag.</w:t>
       </w:r>
       <w:r>
         <w:rPr>
@@ -3654,7 +3872,15 @@
         <w:t xml:space="preserve">, </w:t>
       </w:r>
       <w:r>
-        <w:t xml:space="preserve">individer, osv.. </w:t>
+        <w:t xml:space="preserve">individer, </w:t>
+      </w:r>
+      <w:proofErr w:type="gramStart"/>
+      <w:r>
+        <w:t>osv..</w:t>
+      </w:r>
+      <w:proofErr w:type="gramEnd"/>
+      <w:r>
+        <w:t xml:space="preserve"> </w:t>
       </w:r>
       <w:r>
         <w:t xml:space="preserve">for å spare på utviklingskostnader og svekke konkurranse. </w:t>
@@ -3867,6 +4093,7 @@
         <w:rPr>
           <w:rFonts w:ascii="Arial" w:eastAsia="Arial" w:hAnsi="Arial" w:cs="Arial"/>
         </w:rPr>
+        <w:lastRenderedPageBreak/>
         <w:t>Maks poeng: 10</w:t>
       </w:r>
     </w:p>
@@ -4706,6 +4933,95 @@
     </w:lvl>
   </w:abstractNum>
   <w:abstractNum w:abstractNumId="4" w15:restartNumberingAfterBreak="0">
+    <w:nsid w:val="37B83B0D"/>
+    <w:multiLevelType w:val="hybridMultilevel"/>
+    <w:tmpl w:val="89E45694"/>
+    <w:lvl w:ilvl="0" w:tplc="A15E1B88">
+      <w:start w:val="1"/>
+      <w:numFmt w:val="lowerLetter"/>
+      <w:lvlText w:val="%1)"/>
+      <w:lvlJc w:val="left"/>
+      <w:pPr>
+        <w:ind w:left="700" w:hanging="360"/>
+      </w:pPr>
+      <w:rPr>
+        <w:rFonts w:hint="default"/>
+      </w:rPr>
+    </w:lvl>
+    <w:lvl w:ilvl="1" w:tplc="04140019" w:tentative="1">
+      <w:start w:val="1"/>
+      <w:numFmt w:val="lowerLetter"/>
+      <w:lvlText w:val="%2."/>
+      <w:lvlJc w:val="left"/>
+      <w:pPr>
+        <w:ind w:left="1420" w:hanging="360"/>
+      </w:pPr>
+    </w:lvl>
+    <w:lvl w:ilvl="2" w:tplc="0414001B" w:tentative="1">
+      <w:start w:val="1"/>
+      <w:numFmt w:val="lowerRoman"/>
+      <w:lvlText w:val="%3."/>
+      <w:lvlJc w:val="right"/>
+      <w:pPr>
+        <w:ind w:left="2140" w:hanging="180"/>
+      </w:pPr>
+    </w:lvl>
+    <w:lvl w:ilvl="3" w:tplc="0414000F" w:tentative="1">
+      <w:start w:val="1"/>
+      <w:numFmt w:val="decimal"/>
+      <w:lvlText w:val="%4."/>
+      <w:lvlJc w:val="left"/>
+      <w:pPr>
+        <w:ind w:left="2860" w:hanging="360"/>
+      </w:pPr>
+    </w:lvl>
+    <w:lvl w:ilvl="4" w:tplc="04140019" w:tentative="1">
+      <w:start w:val="1"/>
+      <w:numFmt w:val="lowerLetter"/>
+      <w:lvlText w:val="%5."/>
+      <w:lvlJc w:val="left"/>
+      <w:pPr>
+        <w:ind w:left="3580" w:hanging="360"/>
+      </w:pPr>
+    </w:lvl>
+    <w:lvl w:ilvl="5" w:tplc="0414001B" w:tentative="1">
+      <w:start w:val="1"/>
+      <w:numFmt w:val="lowerRoman"/>
+      <w:lvlText w:val="%6."/>
+      <w:lvlJc w:val="right"/>
+      <w:pPr>
+        <w:ind w:left="4300" w:hanging="180"/>
+      </w:pPr>
+    </w:lvl>
+    <w:lvl w:ilvl="6" w:tplc="0414000F" w:tentative="1">
+      <w:start w:val="1"/>
+      <w:numFmt w:val="decimal"/>
+      <w:lvlText w:val="%7."/>
+      <w:lvlJc w:val="left"/>
+      <w:pPr>
+        <w:ind w:left="5020" w:hanging="360"/>
+      </w:pPr>
+    </w:lvl>
+    <w:lvl w:ilvl="7" w:tplc="04140019" w:tentative="1">
+      <w:start w:val="1"/>
+      <w:numFmt w:val="lowerLetter"/>
+      <w:lvlText w:val="%8."/>
+      <w:lvlJc w:val="left"/>
+      <w:pPr>
+        <w:ind w:left="5740" w:hanging="360"/>
+      </w:pPr>
+    </w:lvl>
+    <w:lvl w:ilvl="8" w:tplc="0414001B" w:tentative="1">
+      <w:start w:val="1"/>
+      <w:numFmt w:val="lowerRoman"/>
+      <w:lvlText w:val="%9."/>
+      <w:lvlJc w:val="right"/>
+      <w:pPr>
+        <w:ind w:left="6460" w:hanging="180"/>
+      </w:pPr>
+    </w:lvl>
+  </w:abstractNum>
+  <w:abstractNum w:abstractNumId="5" w15:restartNumberingAfterBreak="0">
     <w:nsid w:val="3AFD29DE"/>
     <w:multiLevelType w:val="hybridMultilevel"/>
     <w:tmpl w:val="D56E5CB8"/>
@@ -4917,7 +5233,7 @@
       </w:rPr>
     </w:lvl>
   </w:abstractNum>
-  <w:abstractNum w:abstractNumId="5" w15:restartNumberingAfterBreak="0">
+  <w:abstractNum w:abstractNumId="6" w15:restartNumberingAfterBreak="0">
     <w:nsid w:val="41A529B8"/>
     <w:multiLevelType w:val="hybridMultilevel"/>
     <w:tmpl w:val="22EAB1BA"/>
@@ -5006,7 +5322,7 @@
       </w:pPr>
     </w:lvl>
   </w:abstractNum>
-  <w:abstractNum w:abstractNumId="6" w15:restartNumberingAfterBreak="0">
+  <w:abstractNum w:abstractNumId="7" w15:restartNumberingAfterBreak="0">
     <w:nsid w:val="4C2850EB"/>
     <w:multiLevelType w:val="hybridMultilevel"/>
     <w:tmpl w:val="84B22418"/>
@@ -5218,7 +5534,7 @@
       </w:rPr>
     </w:lvl>
   </w:abstractNum>
-  <w:abstractNum w:abstractNumId="7" w15:restartNumberingAfterBreak="0">
+  <w:abstractNum w:abstractNumId="8" w15:restartNumberingAfterBreak="0">
     <w:nsid w:val="4D730D13"/>
     <w:multiLevelType w:val="hybridMultilevel"/>
     <w:tmpl w:val="AC28EAB4"/>
@@ -5430,7 +5746,7 @@
       </w:rPr>
     </w:lvl>
   </w:abstractNum>
-  <w:abstractNum w:abstractNumId="8" w15:restartNumberingAfterBreak="0">
+  <w:abstractNum w:abstractNumId="9" w15:restartNumberingAfterBreak="0">
     <w:nsid w:val="4FCA4AC9"/>
     <w:multiLevelType w:val="hybridMultilevel"/>
     <w:tmpl w:val="89F61EF0"/>
@@ -5642,7 +5958,7 @@
       </w:rPr>
     </w:lvl>
   </w:abstractNum>
-  <w:abstractNum w:abstractNumId="9" w15:restartNumberingAfterBreak="0">
+  <w:abstractNum w:abstractNumId="10" w15:restartNumberingAfterBreak="0">
     <w:nsid w:val="53D67980"/>
     <w:multiLevelType w:val="hybridMultilevel"/>
     <w:tmpl w:val="DF241D6A"/>
@@ -5731,7 +6047,7 @@
       </w:pPr>
     </w:lvl>
   </w:abstractNum>
-  <w:abstractNum w:abstractNumId="10" w15:restartNumberingAfterBreak="0">
+  <w:abstractNum w:abstractNumId="11" w15:restartNumberingAfterBreak="0">
     <w:nsid w:val="596718EE"/>
     <w:multiLevelType w:val="hybridMultilevel"/>
     <w:tmpl w:val="0D84CE80"/>
@@ -5943,7 +6259,7 @@
       </w:rPr>
     </w:lvl>
   </w:abstractNum>
-  <w:abstractNum w:abstractNumId="11" w15:restartNumberingAfterBreak="0">
+  <w:abstractNum w:abstractNumId="12" w15:restartNumberingAfterBreak="0">
     <w:nsid w:val="5AFE794A"/>
     <w:multiLevelType w:val="hybridMultilevel"/>
     <w:tmpl w:val="44086DC6"/>
@@ -6032,7 +6348,7 @@
       </w:pPr>
     </w:lvl>
   </w:abstractNum>
-  <w:abstractNum w:abstractNumId="12" w15:restartNumberingAfterBreak="0">
+  <w:abstractNum w:abstractNumId="13" w15:restartNumberingAfterBreak="0">
     <w:nsid w:val="67A72DCD"/>
     <w:multiLevelType w:val="hybridMultilevel"/>
     <w:tmpl w:val="FBB8516A"/>
@@ -6145,7 +6461,7 @@
       </w:rPr>
     </w:lvl>
   </w:abstractNum>
-  <w:abstractNum w:abstractNumId="13" w15:restartNumberingAfterBreak="0">
+  <w:abstractNum w:abstractNumId="14" w15:restartNumberingAfterBreak="0">
     <w:nsid w:val="6D970378"/>
     <w:multiLevelType w:val="hybridMultilevel"/>
     <w:tmpl w:val="849E032C"/>
@@ -6357,7 +6673,7 @@
       </w:rPr>
     </w:lvl>
   </w:abstractNum>
-  <w:abstractNum w:abstractNumId="14" w15:restartNumberingAfterBreak="0">
+  <w:abstractNum w:abstractNumId="15" w15:restartNumberingAfterBreak="0">
     <w:nsid w:val="7378157C"/>
     <w:multiLevelType w:val="hybridMultilevel"/>
     <w:tmpl w:val="19787C82"/>
@@ -6446,7 +6762,7 @@
       </w:pPr>
     </w:lvl>
   </w:abstractNum>
-  <w:abstractNum w:abstractNumId="15" w15:restartNumberingAfterBreak="0">
+  <w:abstractNum w:abstractNumId="16" w15:restartNumberingAfterBreak="0">
     <w:nsid w:val="76E1710C"/>
     <w:multiLevelType w:val="hybridMultilevel"/>
     <w:tmpl w:val="EBEE9560"/>
@@ -6536,52 +6852,55 @@
     </w:lvl>
   </w:abstractNum>
   <w:num w:numId="1" w16cid:durableId="1664579930">
-    <w:abstractNumId w:val="6"/>
+    <w:abstractNumId w:val="7"/>
   </w:num>
   <w:num w:numId="2" w16cid:durableId="1408728388">
-    <w:abstractNumId w:val="10"/>
+    <w:abstractNumId w:val="11"/>
   </w:num>
   <w:num w:numId="3" w16cid:durableId="1481995602">
-    <w:abstractNumId w:val="4"/>
+    <w:abstractNumId w:val="5"/>
   </w:num>
   <w:num w:numId="4" w16cid:durableId="1453473670">
-    <w:abstractNumId w:val="13"/>
+    <w:abstractNumId w:val="14"/>
   </w:num>
   <w:num w:numId="5" w16cid:durableId="712269253">
     <w:abstractNumId w:val="0"/>
   </w:num>
   <w:num w:numId="6" w16cid:durableId="1943947691">
-    <w:abstractNumId w:val="7"/>
+    <w:abstractNumId w:val="8"/>
   </w:num>
   <w:num w:numId="7" w16cid:durableId="798766457">
-    <w:abstractNumId w:val="8"/>
+    <w:abstractNumId w:val="9"/>
   </w:num>
   <w:num w:numId="8" w16cid:durableId="93870902">
-    <w:abstractNumId w:val="9"/>
+    <w:abstractNumId w:val="10"/>
   </w:num>
   <w:num w:numId="9" w16cid:durableId="1601837059">
     <w:abstractNumId w:val="2"/>
   </w:num>
   <w:num w:numId="10" w16cid:durableId="1611089085">
-    <w:abstractNumId w:val="12"/>
+    <w:abstractNumId w:val="13"/>
   </w:num>
   <w:num w:numId="11" w16cid:durableId="1353336934">
-    <w:abstractNumId w:val="14"/>
+    <w:abstractNumId w:val="15"/>
   </w:num>
   <w:num w:numId="12" w16cid:durableId="592477705">
     <w:abstractNumId w:val="1"/>
   </w:num>
   <w:num w:numId="13" w16cid:durableId="319696037">
-    <w:abstractNumId w:val="11"/>
+    <w:abstractNumId w:val="12"/>
   </w:num>
   <w:num w:numId="14" w16cid:durableId="345787224">
-    <w:abstractNumId w:val="15"/>
+    <w:abstractNumId w:val="16"/>
   </w:num>
   <w:num w:numId="15" w16cid:durableId="1369332083">
-    <w:abstractNumId w:val="5"/>
+    <w:abstractNumId w:val="6"/>
   </w:num>
   <w:num w:numId="16" w16cid:durableId="1715960581">
     <w:abstractNumId w:val="3"/>
+  </w:num>
+  <w:num w:numId="17" w16cid:durableId="906958647">
+    <w:abstractNumId w:val="4"/>
   </w:num>
 </w:numbering>
 </file>
@@ -7060,6 +7379,7 @@
   <w:style w:type="character" w:default="1" w:styleId="DefaultParagraphFont">
     <w:name w:val="Default Paragraph Font"/>
     <w:uiPriority w:val="1"/>
+    <w:semiHidden/>
     <w:unhideWhenUsed/>
   </w:style>
   <w:style w:type="table" w:default="1" w:styleId="TableNormal">
@@ -7123,6 +7443,24 @@
       <w:ind w:left="720"/>
       <w:contextualSpacing/>
     </w:pPr>
+  </w:style>
+  <w:style w:type="paragraph" w:styleId="NormalWeb">
+    <w:name w:val="Normal (Web)"/>
+    <w:basedOn w:val="Normal"/>
+    <w:uiPriority w:val="99"/>
+    <w:semiHidden/>
+    <w:unhideWhenUsed/>
+    <w:rsid w:val="00C30595"/>
+    <w:pPr>
+      <w:spacing w:before="100" w:beforeAutospacing="1" w:after="100" w:afterAutospacing="1" w:line="240" w:lineRule="auto"/>
+    </w:pPr>
+    <w:rPr>
+      <w:rFonts w:ascii="Times New Roman" w:eastAsia="Times New Roman" w:hAnsi="Times New Roman" w:cs="Times New Roman"/>
+      <w:color w:val="auto"/>
+      <w:kern w:val="0"/>
+      <w:sz w:val="24"/>
+      <w14:ligatures w14:val="none"/>
+    </w:rPr>
   </w:style>
 </w:styles>
 </file>
